--- a/project/documents/communications/issuefeexmit3.docx
+++ b/project/documents/communications/issuefeexmit3.docx
@@ -1,6 +1,6 @@
 
 <file path=word/document.xml><?xml version="1.0" encoding="utf-8"?>
-<w:document xmlns:wpc="http://schemas.microsoft.com/office/word/2010/wordprocessingCanvas" xmlns:cx="http://schemas.microsoft.com/office/drawing/2014/chartex" xmlns:cx1="http://schemas.microsoft.com/office/drawing/2015/9/8/chartex" xmlns:cx2="http://schemas.microsoft.com/office/drawing/2015/10/21/chartex" xmlns:cx3="http://schemas.microsoft.com/office/drawing/2016/5/9/chartex" xmlns:cx4="http://schemas.microsoft.com/office/drawing/2016/5/10/chartex" xmlns:cx5="http://schemas.microsoft.com/office/drawing/2016/5/11/chartex" xmlns:cx6="http://schemas.microsoft.com/office/drawing/2016/5/12/chartex" xmlns:cx7="http://schemas.microsoft.com/office/drawing/2016/5/13/chartex" xmlns:cx8="http://schemas.microsoft.com/office/drawing/2016/5/14/chartex" xmlns:mc="http://schemas.openxmlformats.org/markup-compatibility/2006" xmlns:aink="http://schemas.microsoft.com/office/drawing/2016/ink" xmlns:am3d="http://schemas.microsoft.com/office/drawing/2017/model3d" xmlns:o="urn:schemas-microsoft-com:office:office" xmlns:oel="http://schemas.microsoft.com/office/2019/extlst" xmlns:r="http://schemas.openxmlformats.org/officeDocument/2006/relationships" xmlns:m="http://schemas.openxmlformats.org/officeDocument/2006/math" xmlns:v="urn:schemas-microsoft-com:vml" xmlns:wp14="http://schemas.microsoft.com/office/word/2010/wordprocessingDrawing" xmlns:wp="http://schemas.openxmlformats.org/drawingml/2006/wordprocessingDrawing" xmlns:w10="urn:schemas-microsoft-com:office:word" xmlns:w="http://schemas.openxmlformats.org/wordprocessingml/2006/main" xmlns:w14="http://schemas.microsoft.com/office/word/2010/wordml" xmlns:w15="http://schemas.microsoft.com/office/word/2012/wordml" xmlns:w16cex="http://schemas.microsoft.com/office/word/2018/wordml/cex" xmlns:w16cid="http://schemas.microsoft.com/office/word/2016/wordml/cid" xmlns:w16="http://schemas.microsoft.com/office/word/2018/wordml" xmlns:w16sdtdh="http://schemas.microsoft.com/office/word/2020/wordml/sdtdatahash" xmlns:w16se="http://schemas.microsoft.com/office/word/2015/wordml/symex" xmlns:wpg="http://schemas.microsoft.com/office/word/2010/wordprocessingGroup" xmlns:wpi="http://schemas.microsoft.com/office/word/2010/wordprocessingInk" xmlns:wne="http://schemas.microsoft.com/office/word/2006/wordml" xmlns:wps="http://schemas.microsoft.com/office/word/2010/wordprocessingShape" mc:Ignorable="w14 w15 w16se w16cid w16 w16cex w16sdtdh wp14">
+<w:document xmlns:wpc="http://schemas.microsoft.com/office/word/2010/wordprocessingCanvas" xmlns:cx="http://schemas.microsoft.com/office/drawing/2014/chartex" xmlns:cx1="http://schemas.microsoft.com/office/drawing/2015/9/8/chartex" xmlns:cx2="http://schemas.microsoft.com/office/drawing/2015/10/21/chartex" xmlns:cx3="http://schemas.microsoft.com/office/drawing/2016/5/9/chartex" xmlns:cx4="http://schemas.microsoft.com/office/drawing/2016/5/10/chartex" xmlns:cx5="http://schemas.microsoft.com/office/drawing/2016/5/11/chartex" xmlns:cx6="http://schemas.microsoft.com/office/drawing/2016/5/12/chartex" xmlns:cx7="http://schemas.microsoft.com/office/drawing/2016/5/13/chartex" xmlns:cx8="http://schemas.microsoft.com/office/drawing/2016/5/14/chartex" xmlns:mc="http://schemas.openxmlformats.org/markup-compatibility/2006" xmlns:aink="http://schemas.microsoft.com/office/drawing/2016/ink" xmlns:am3d="http://schemas.microsoft.com/office/drawing/2017/model3d" xmlns:o="urn:schemas-microsoft-com:office:office" xmlns:oel="http://schemas.microsoft.com/office/2019/extlst" xmlns:r="http://schemas.openxmlformats.org/officeDocument/2006/relationships" xmlns:m="http://schemas.openxmlformats.org/officeDocument/2006/math" xmlns:v="urn:schemas-microsoft-com:vml" xmlns:wp14="http://schemas.microsoft.com/office/word/2010/wordprocessingDrawing" xmlns:wp="http://schemas.openxmlformats.org/drawingml/2006/wordprocessingDrawing" xmlns:w10="urn:schemas-microsoft-com:office:word" xmlns:w="http://schemas.openxmlformats.org/wordprocessingml/2006/main" xmlns:w14="http://schemas.microsoft.com/office/word/2010/wordml" xmlns:w15="http://schemas.microsoft.com/office/word/2012/wordml" xmlns:w16cex="http://schemas.microsoft.com/office/word/2018/wordml/cex" xmlns:w16cid="http://schemas.microsoft.com/office/word/2016/wordml/cid" xmlns:w16="http://schemas.microsoft.com/office/word/2018/wordml" xmlns:w16du="http://schemas.microsoft.com/office/word/2023/wordml/word16du" xmlns:w16sdtdh="http://schemas.microsoft.com/office/word/2020/wordml/sdtdatahash" xmlns:w16sdtfl="http://schemas.microsoft.com/office/word/2024/wordml/sdtformatlock" xmlns:w16se="http://schemas.microsoft.com/office/word/2015/wordml/symex" xmlns:wpg="http://schemas.microsoft.com/office/word/2010/wordprocessingGroup" xmlns:wpi="http://schemas.microsoft.com/office/word/2010/wordprocessingInk" xmlns:wne="http://schemas.microsoft.com/office/word/2006/wordml" xmlns:wps="http://schemas.microsoft.com/office/word/2010/wordprocessingShape" mc:Ignorable="w14 w15 w16se w16cid w16 w16cex w16sdtdh w16sdtfl w16du wp14">
   <w:body>
     <w:p>
       <w:pPr>
@@ -500,41 +500,6 @@
           <w:sz w:val="24"/>
         </w:rPr>
         <w:t>&lt;&lt;FeeText&gt;&gt;</w:t>
-      </w:r>
-    </w:p>
-    <w:p>
-      <w:pPr>
-        <w:tabs>
-          <w:tab w:val="left" w:pos="720"/>
-        </w:tabs>
-        <w:ind w:left="720" w:hanging="720"/>
-        <w:rPr>
-          <w:noProof/>
-          <w:sz w:val="24"/>
-        </w:rPr>
-      </w:pPr>
-      <w:r>
-        <w:rPr>
-          <w:noProof/>
-          <w:sz w:val="24"/>
-          <w:u w:val="single"/>
-        </w:rPr>
-        <w:t>&lt;&lt;pubFeeX&gt;</w:t>
-      </w:r>
-      <w:r>
-        <w:rPr>
-          <w:noProof/>
-          <w:sz w:val="24"/>
-          <w:u w:val="single"/>
-        </w:rPr>
-        <w:t>&gt;</w:t>
-      </w:r>
-      <w:r>
-        <w:rPr>
-          <w:noProof/>
-          <w:sz w:val="24"/>
-        </w:rPr>
-        <w:t>&lt;&lt;pubFeeText&gt;&gt;</w:t>
       </w:r>
     </w:p>
     <w:p>
@@ -1004,35 +969,10 @@
           <w:tab w:val="left" w:pos="5760"/>
         </w:tabs>
         <w:rPr>
-          <w:rFonts w:cs="Times New Roman TUR"/>
-          <w:sz w:val="24"/>
-          <w:szCs w:val="24"/>
-        </w:rPr>
-      </w:pPr>
-      <w:r>
-        <w:rPr>
-          <w:rFonts w:cs="Dutch801 Rm BT"/>
-          <w:sz w:val="18"/>
-          <w:szCs w:val="18"/>
-        </w:rPr>
-        <w:t>&lt;&lt;nickSA&gt;&gt;</w:t>
-      </w:r>
-      <w:r>
-        <w:rPr>
-          <w:rFonts w:cs="Dutch801 Rm BT"/>
-          <w:sz w:val="18"/>
-          <w:szCs w:val="18"/>
-        </w:rPr>
-        <w:t>:CMG:</w:t>
-      </w:r>
-      <w:r>
-        <w:rPr>
-          <w:rFonts w:cs="Dutch801 Rm BT"/>
-          <w:sz w:val="18"/>
-          <w:szCs w:val="18"/>
-        </w:rPr>
-        <w:t>&lt;&lt;nickU&gt;&gt;</w:t>
-      </w:r>
+          <w:sz w:val="24"/>
+          <w:szCs w:val="24"/>
+        </w:rPr>
+      </w:pPr>
       <w:r>
         <w:rPr>
           <w:sz w:val="24"/>
@@ -1114,7 +1054,7 @@
 </file>
 
 <file path=word/endnotes.xml><?xml version="1.0" encoding="utf-8"?>
-<w:endnotes xmlns:wpc="http://schemas.microsoft.com/office/word/2010/wordprocessingCanvas" xmlns:cx="http://schemas.microsoft.com/office/drawing/2014/chartex" xmlns:cx1="http://schemas.microsoft.com/office/drawing/2015/9/8/chartex" xmlns:cx2="http://schemas.microsoft.com/office/drawing/2015/10/21/chartex" xmlns:cx3="http://schemas.microsoft.com/office/drawing/2016/5/9/chartex" xmlns:cx4="http://schemas.microsoft.com/office/drawing/2016/5/10/chartex" xmlns:cx5="http://schemas.microsoft.com/office/drawing/2016/5/11/chartex" xmlns:cx6="http://schemas.microsoft.com/office/drawing/2016/5/12/chartex" xmlns:cx7="http://schemas.microsoft.com/office/drawing/2016/5/13/chartex" xmlns:cx8="http://schemas.microsoft.com/office/drawing/2016/5/14/chartex" xmlns:mc="http://schemas.openxmlformats.org/markup-compatibility/2006" xmlns:aink="http://schemas.microsoft.com/office/drawing/2016/ink" xmlns:am3d="http://schemas.microsoft.com/office/drawing/2017/model3d" xmlns:o="urn:schemas-microsoft-com:office:office" xmlns:oel="http://schemas.microsoft.com/office/2019/extlst" xmlns:r="http://schemas.openxmlformats.org/officeDocument/2006/relationships" xmlns:m="http://schemas.openxmlformats.org/officeDocument/2006/math" xmlns:v="urn:schemas-microsoft-com:vml" xmlns:wp14="http://schemas.microsoft.com/office/word/2010/wordprocessingDrawing" xmlns:wp="http://schemas.openxmlformats.org/drawingml/2006/wordprocessingDrawing" xmlns:w10="urn:schemas-microsoft-com:office:word" xmlns:w="http://schemas.openxmlformats.org/wordprocessingml/2006/main" xmlns:w14="http://schemas.microsoft.com/office/word/2010/wordml" xmlns:w15="http://schemas.microsoft.com/office/word/2012/wordml" xmlns:w16cex="http://schemas.microsoft.com/office/word/2018/wordml/cex" xmlns:w16cid="http://schemas.microsoft.com/office/word/2016/wordml/cid" xmlns:w16="http://schemas.microsoft.com/office/word/2018/wordml" xmlns:w16sdtdh="http://schemas.microsoft.com/office/word/2020/wordml/sdtdatahash" xmlns:w16se="http://schemas.microsoft.com/office/word/2015/wordml/symex" xmlns:wpg="http://schemas.microsoft.com/office/word/2010/wordprocessingGroup" xmlns:wpi="http://schemas.microsoft.com/office/word/2010/wordprocessingInk" xmlns:wne="http://schemas.microsoft.com/office/word/2006/wordml" xmlns:wps="http://schemas.microsoft.com/office/word/2010/wordprocessingShape" mc:Ignorable="w14 w15 w16se w16cid w16 w16cex w16sdtdh wp14">
+<w:endnotes xmlns:wpc="http://schemas.microsoft.com/office/word/2010/wordprocessingCanvas" xmlns:cx="http://schemas.microsoft.com/office/drawing/2014/chartex" xmlns:cx1="http://schemas.microsoft.com/office/drawing/2015/9/8/chartex" xmlns:cx2="http://schemas.microsoft.com/office/drawing/2015/10/21/chartex" xmlns:cx3="http://schemas.microsoft.com/office/drawing/2016/5/9/chartex" xmlns:cx4="http://schemas.microsoft.com/office/drawing/2016/5/10/chartex" xmlns:cx5="http://schemas.microsoft.com/office/drawing/2016/5/11/chartex" xmlns:cx6="http://schemas.microsoft.com/office/drawing/2016/5/12/chartex" xmlns:cx7="http://schemas.microsoft.com/office/drawing/2016/5/13/chartex" xmlns:cx8="http://schemas.microsoft.com/office/drawing/2016/5/14/chartex" xmlns:mc="http://schemas.openxmlformats.org/markup-compatibility/2006" xmlns:aink="http://schemas.microsoft.com/office/drawing/2016/ink" xmlns:am3d="http://schemas.microsoft.com/office/drawing/2017/model3d" xmlns:o="urn:schemas-microsoft-com:office:office" xmlns:oel="http://schemas.microsoft.com/office/2019/extlst" xmlns:r="http://schemas.openxmlformats.org/officeDocument/2006/relationships" xmlns:m="http://schemas.openxmlformats.org/officeDocument/2006/math" xmlns:v="urn:schemas-microsoft-com:vml" xmlns:wp14="http://schemas.microsoft.com/office/word/2010/wordprocessingDrawing" xmlns:wp="http://schemas.openxmlformats.org/drawingml/2006/wordprocessingDrawing" xmlns:w10="urn:schemas-microsoft-com:office:word" xmlns:w="http://schemas.openxmlformats.org/wordprocessingml/2006/main" xmlns:w14="http://schemas.microsoft.com/office/word/2010/wordml" xmlns:w15="http://schemas.microsoft.com/office/word/2012/wordml" xmlns:w16cex="http://schemas.microsoft.com/office/word/2018/wordml/cex" xmlns:w16cid="http://schemas.microsoft.com/office/word/2016/wordml/cid" xmlns:w16="http://schemas.microsoft.com/office/word/2018/wordml" xmlns:w16du="http://schemas.microsoft.com/office/word/2023/wordml/word16du" xmlns:w16sdtdh="http://schemas.microsoft.com/office/word/2020/wordml/sdtdatahash" xmlns:w16sdtfl="http://schemas.microsoft.com/office/word/2024/wordml/sdtformatlock" xmlns:w16se="http://schemas.microsoft.com/office/word/2015/wordml/symex" xmlns:wpg="http://schemas.microsoft.com/office/word/2010/wordprocessingGroup" xmlns:wpi="http://schemas.microsoft.com/office/word/2010/wordprocessingInk" xmlns:wne="http://schemas.microsoft.com/office/word/2006/wordml" xmlns:wps="http://schemas.microsoft.com/office/word/2010/wordprocessingShape" mc:Ignorable="w14 w15 w16se w16cid w16 w16cex w16sdtdh w16sdtfl w16du wp14">
   <w:endnote w:type="separator" w:id="-1">
     <w:p>
       <w:r>
@@ -1133,7 +1073,7 @@
 </file>
 
 <file path=word/footer1.xml><?xml version="1.0" encoding="utf-8"?>
-<w:ftr xmlns:wpc="http://schemas.microsoft.com/office/word/2010/wordprocessingCanvas" xmlns:cx="http://schemas.microsoft.com/office/drawing/2014/chartex" xmlns:cx1="http://schemas.microsoft.com/office/drawing/2015/9/8/chartex" xmlns:cx2="http://schemas.microsoft.com/office/drawing/2015/10/21/chartex" xmlns:cx3="http://schemas.microsoft.com/office/drawing/2016/5/9/chartex" xmlns:cx4="http://schemas.microsoft.com/office/drawing/2016/5/10/chartex" xmlns:cx5="http://schemas.microsoft.com/office/drawing/2016/5/11/chartex" xmlns:cx6="http://schemas.microsoft.com/office/drawing/2016/5/12/chartex" xmlns:cx7="http://schemas.microsoft.com/office/drawing/2016/5/13/chartex" xmlns:cx8="http://schemas.microsoft.com/office/drawing/2016/5/14/chartex" xmlns:mc="http://schemas.openxmlformats.org/markup-compatibility/2006" xmlns:aink="http://schemas.microsoft.com/office/drawing/2016/ink" xmlns:am3d="http://schemas.microsoft.com/office/drawing/2017/model3d" xmlns:o="urn:schemas-microsoft-com:office:office" xmlns:oel="http://schemas.microsoft.com/office/2019/extlst" xmlns:r="http://schemas.openxmlformats.org/officeDocument/2006/relationships" xmlns:m="http://schemas.openxmlformats.org/officeDocument/2006/math" xmlns:v="urn:schemas-microsoft-com:vml" xmlns:wp14="http://schemas.microsoft.com/office/word/2010/wordprocessingDrawing" xmlns:wp="http://schemas.openxmlformats.org/drawingml/2006/wordprocessingDrawing" xmlns:w10="urn:schemas-microsoft-com:office:word" xmlns:w="http://schemas.openxmlformats.org/wordprocessingml/2006/main" xmlns:w14="http://schemas.microsoft.com/office/word/2010/wordml" xmlns:w15="http://schemas.microsoft.com/office/word/2012/wordml" xmlns:w16cex="http://schemas.microsoft.com/office/word/2018/wordml/cex" xmlns:w16cid="http://schemas.microsoft.com/office/word/2016/wordml/cid" xmlns:w16="http://schemas.microsoft.com/office/word/2018/wordml" xmlns:w16sdtdh="http://schemas.microsoft.com/office/word/2020/wordml/sdtdatahash" xmlns:w16se="http://schemas.microsoft.com/office/word/2015/wordml/symex" xmlns:wpg="http://schemas.microsoft.com/office/word/2010/wordprocessingGroup" xmlns:wpi="http://schemas.microsoft.com/office/word/2010/wordprocessingInk" xmlns:wne="http://schemas.microsoft.com/office/word/2006/wordml" xmlns:wps="http://schemas.microsoft.com/office/word/2010/wordprocessingShape" mc:Ignorable="w14 w15 w16se w16cid w16 w16cex w16sdtdh wp14">
+<w:ftr xmlns:wpc="http://schemas.microsoft.com/office/word/2010/wordprocessingCanvas" xmlns:cx="http://schemas.microsoft.com/office/drawing/2014/chartex" xmlns:cx1="http://schemas.microsoft.com/office/drawing/2015/9/8/chartex" xmlns:cx2="http://schemas.microsoft.com/office/drawing/2015/10/21/chartex" xmlns:cx3="http://schemas.microsoft.com/office/drawing/2016/5/9/chartex" xmlns:cx4="http://schemas.microsoft.com/office/drawing/2016/5/10/chartex" xmlns:cx5="http://schemas.microsoft.com/office/drawing/2016/5/11/chartex" xmlns:cx6="http://schemas.microsoft.com/office/drawing/2016/5/12/chartex" xmlns:cx7="http://schemas.microsoft.com/office/drawing/2016/5/13/chartex" xmlns:cx8="http://schemas.microsoft.com/office/drawing/2016/5/14/chartex" xmlns:mc="http://schemas.openxmlformats.org/markup-compatibility/2006" xmlns:aink="http://schemas.microsoft.com/office/drawing/2016/ink" xmlns:am3d="http://schemas.microsoft.com/office/drawing/2017/model3d" xmlns:o="urn:schemas-microsoft-com:office:office" xmlns:oel="http://schemas.microsoft.com/office/2019/extlst" xmlns:r="http://schemas.openxmlformats.org/officeDocument/2006/relationships" xmlns:m="http://schemas.openxmlformats.org/officeDocument/2006/math" xmlns:v="urn:schemas-microsoft-com:vml" xmlns:wp14="http://schemas.microsoft.com/office/word/2010/wordprocessingDrawing" xmlns:wp="http://schemas.openxmlformats.org/drawingml/2006/wordprocessingDrawing" xmlns:w10="urn:schemas-microsoft-com:office:word" xmlns:w="http://schemas.openxmlformats.org/wordprocessingml/2006/main" xmlns:w14="http://schemas.microsoft.com/office/word/2010/wordml" xmlns:w15="http://schemas.microsoft.com/office/word/2012/wordml" xmlns:w16cex="http://schemas.microsoft.com/office/word/2018/wordml/cex" xmlns:w16cid="http://schemas.microsoft.com/office/word/2016/wordml/cid" xmlns:w16="http://schemas.microsoft.com/office/word/2018/wordml" xmlns:w16du="http://schemas.microsoft.com/office/word/2023/wordml/word16du" xmlns:w16sdtdh="http://schemas.microsoft.com/office/word/2020/wordml/sdtdatahash" xmlns:w16sdtfl="http://schemas.microsoft.com/office/word/2024/wordml/sdtformatlock" xmlns:w16se="http://schemas.microsoft.com/office/word/2015/wordml/symex" xmlns:wpg="http://schemas.microsoft.com/office/word/2010/wordprocessingGroup" xmlns:wpi="http://schemas.microsoft.com/office/word/2010/wordprocessingInk" xmlns:wne="http://schemas.microsoft.com/office/word/2006/wordml" xmlns:wps="http://schemas.microsoft.com/office/word/2010/wordprocessingShape" mc:Ignorable="w14 w15 w16se w16cid w16 w16cex w16sdtdh w16sdtfl w16du wp14">
   <w:p>
     <w:pPr>
       <w:pStyle w:val="Footer"/>
@@ -1143,7 +1083,7 @@
 </file>
 
 <file path=word/footer2.xml><?xml version="1.0" encoding="utf-8"?>
-<w:ftr xmlns:wpc="http://schemas.microsoft.com/office/word/2010/wordprocessingCanvas" xmlns:cx="http://schemas.microsoft.com/office/drawing/2014/chartex" xmlns:cx1="http://schemas.microsoft.com/office/drawing/2015/9/8/chartex" xmlns:cx2="http://schemas.microsoft.com/office/drawing/2015/10/21/chartex" xmlns:cx3="http://schemas.microsoft.com/office/drawing/2016/5/9/chartex" xmlns:cx4="http://schemas.microsoft.com/office/drawing/2016/5/10/chartex" xmlns:cx5="http://schemas.microsoft.com/office/drawing/2016/5/11/chartex" xmlns:cx6="http://schemas.microsoft.com/office/drawing/2016/5/12/chartex" xmlns:cx7="http://schemas.microsoft.com/office/drawing/2016/5/13/chartex" xmlns:cx8="http://schemas.microsoft.com/office/drawing/2016/5/14/chartex" xmlns:mc="http://schemas.openxmlformats.org/markup-compatibility/2006" xmlns:aink="http://schemas.microsoft.com/office/drawing/2016/ink" xmlns:am3d="http://schemas.microsoft.com/office/drawing/2017/model3d" xmlns:o="urn:schemas-microsoft-com:office:office" xmlns:oel="http://schemas.microsoft.com/office/2019/extlst" xmlns:r="http://schemas.openxmlformats.org/officeDocument/2006/relationships" xmlns:m="http://schemas.openxmlformats.org/officeDocument/2006/math" xmlns:v="urn:schemas-microsoft-com:vml" xmlns:wp14="http://schemas.microsoft.com/office/word/2010/wordprocessingDrawing" xmlns:wp="http://schemas.openxmlformats.org/drawingml/2006/wordprocessingDrawing" xmlns:w10="urn:schemas-microsoft-com:office:word" xmlns:w="http://schemas.openxmlformats.org/wordprocessingml/2006/main" xmlns:w14="http://schemas.microsoft.com/office/word/2010/wordml" xmlns:w15="http://schemas.microsoft.com/office/word/2012/wordml" xmlns:w16cex="http://schemas.microsoft.com/office/word/2018/wordml/cex" xmlns:w16cid="http://schemas.microsoft.com/office/word/2016/wordml/cid" xmlns:w16="http://schemas.microsoft.com/office/word/2018/wordml" xmlns:w16sdtdh="http://schemas.microsoft.com/office/word/2020/wordml/sdtdatahash" xmlns:w16se="http://schemas.microsoft.com/office/word/2015/wordml/symex" xmlns:wpg="http://schemas.microsoft.com/office/word/2010/wordprocessingGroup" xmlns:wpi="http://schemas.microsoft.com/office/word/2010/wordprocessingInk" xmlns:wne="http://schemas.microsoft.com/office/word/2006/wordml" xmlns:wps="http://schemas.microsoft.com/office/word/2010/wordprocessingShape" mc:Ignorable="w14 w15 w16se w16cid w16 w16cex w16sdtdh wp14">
+<w:ftr xmlns:wpc="http://schemas.microsoft.com/office/word/2010/wordprocessingCanvas" xmlns:cx="http://schemas.microsoft.com/office/drawing/2014/chartex" xmlns:cx1="http://schemas.microsoft.com/office/drawing/2015/9/8/chartex" xmlns:cx2="http://schemas.microsoft.com/office/drawing/2015/10/21/chartex" xmlns:cx3="http://schemas.microsoft.com/office/drawing/2016/5/9/chartex" xmlns:cx4="http://schemas.microsoft.com/office/drawing/2016/5/10/chartex" xmlns:cx5="http://schemas.microsoft.com/office/drawing/2016/5/11/chartex" xmlns:cx6="http://schemas.microsoft.com/office/drawing/2016/5/12/chartex" xmlns:cx7="http://schemas.microsoft.com/office/drawing/2016/5/13/chartex" xmlns:cx8="http://schemas.microsoft.com/office/drawing/2016/5/14/chartex" xmlns:mc="http://schemas.openxmlformats.org/markup-compatibility/2006" xmlns:aink="http://schemas.microsoft.com/office/drawing/2016/ink" xmlns:am3d="http://schemas.microsoft.com/office/drawing/2017/model3d" xmlns:o="urn:schemas-microsoft-com:office:office" xmlns:oel="http://schemas.microsoft.com/office/2019/extlst" xmlns:r="http://schemas.openxmlformats.org/officeDocument/2006/relationships" xmlns:m="http://schemas.openxmlformats.org/officeDocument/2006/math" xmlns:v="urn:schemas-microsoft-com:vml" xmlns:wp14="http://schemas.microsoft.com/office/word/2010/wordprocessingDrawing" xmlns:wp="http://schemas.openxmlformats.org/drawingml/2006/wordprocessingDrawing" xmlns:w10="urn:schemas-microsoft-com:office:word" xmlns:w="http://schemas.openxmlformats.org/wordprocessingml/2006/main" xmlns:w14="http://schemas.microsoft.com/office/word/2010/wordml" xmlns:w15="http://schemas.microsoft.com/office/word/2012/wordml" xmlns:w16cex="http://schemas.microsoft.com/office/word/2018/wordml/cex" xmlns:w16cid="http://schemas.microsoft.com/office/word/2016/wordml/cid" xmlns:w16="http://schemas.microsoft.com/office/word/2018/wordml" xmlns:w16du="http://schemas.microsoft.com/office/word/2023/wordml/word16du" xmlns:w16sdtdh="http://schemas.microsoft.com/office/word/2020/wordml/sdtdatahash" xmlns:w16sdtfl="http://schemas.microsoft.com/office/word/2024/wordml/sdtformatlock" xmlns:w16se="http://schemas.microsoft.com/office/word/2015/wordml/symex" xmlns:wpg="http://schemas.microsoft.com/office/word/2010/wordprocessingGroup" xmlns:wpi="http://schemas.microsoft.com/office/word/2010/wordprocessingInk" xmlns:wne="http://schemas.microsoft.com/office/word/2006/wordml" xmlns:wps="http://schemas.microsoft.com/office/word/2010/wordprocessingShape" mc:Ignorable="w14 w15 w16se w16cid w16 w16cex w16sdtdh w16sdtfl w16du wp14">
   <w:p>
     <w:pPr>
       <w:pStyle w:val="Footer"/>
@@ -1153,7 +1093,7 @@
 </file>
 
 <file path=word/footer3.xml><?xml version="1.0" encoding="utf-8"?>
-<w:ftr xmlns:wpc="http://schemas.microsoft.com/office/word/2010/wordprocessingCanvas" xmlns:cx="http://schemas.microsoft.com/office/drawing/2014/chartex" xmlns:cx1="http://schemas.microsoft.com/office/drawing/2015/9/8/chartex" xmlns:cx2="http://schemas.microsoft.com/office/drawing/2015/10/21/chartex" xmlns:cx3="http://schemas.microsoft.com/office/drawing/2016/5/9/chartex" xmlns:cx4="http://schemas.microsoft.com/office/drawing/2016/5/10/chartex" xmlns:cx5="http://schemas.microsoft.com/office/drawing/2016/5/11/chartex" xmlns:cx6="http://schemas.microsoft.com/office/drawing/2016/5/12/chartex" xmlns:cx7="http://schemas.microsoft.com/office/drawing/2016/5/13/chartex" xmlns:cx8="http://schemas.microsoft.com/office/drawing/2016/5/14/chartex" xmlns:mc="http://schemas.openxmlformats.org/markup-compatibility/2006" xmlns:aink="http://schemas.microsoft.com/office/drawing/2016/ink" xmlns:am3d="http://schemas.microsoft.com/office/drawing/2017/model3d" xmlns:o="urn:schemas-microsoft-com:office:office" xmlns:oel="http://schemas.microsoft.com/office/2019/extlst" xmlns:r="http://schemas.openxmlformats.org/officeDocument/2006/relationships" xmlns:m="http://schemas.openxmlformats.org/officeDocument/2006/math" xmlns:v="urn:schemas-microsoft-com:vml" xmlns:wp14="http://schemas.microsoft.com/office/word/2010/wordprocessingDrawing" xmlns:wp="http://schemas.openxmlformats.org/drawingml/2006/wordprocessingDrawing" xmlns:w10="urn:schemas-microsoft-com:office:word" xmlns:w="http://schemas.openxmlformats.org/wordprocessingml/2006/main" xmlns:w14="http://schemas.microsoft.com/office/word/2010/wordml" xmlns:w15="http://schemas.microsoft.com/office/word/2012/wordml" xmlns:w16cex="http://schemas.microsoft.com/office/word/2018/wordml/cex" xmlns:w16cid="http://schemas.microsoft.com/office/word/2016/wordml/cid" xmlns:w16="http://schemas.microsoft.com/office/word/2018/wordml" xmlns:w16sdtdh="http://schemas.microsoft.com/office/word/2020/wordml/sdtdatahash" xmlns:w16se="http://schemas.microsoft.com/office/word/2015/wordml/symex" xmlns:wpg="http://schemas.microsoft.com/office/word/2010/wordprocessingGroup" xmlns:wpi="http://schemas.microsoft.com/office/word/2010/wordprocessingInk" xmlns:wne="http://schemas.microsoft.com/office/word/2006/wordml" xmlns:wps="http://schemas.microsoft.com/office/word/2010/wordprocessingShape" mc:Ignorable="w14 w15 w16se w16cid w16 w16cex w16sdtdh wp14">
+<w:ftr xmlns:wpc="http://schemas.microsoft.com/office/word/2010/wordprocessingCanvas" xmlns:cx="http://schemas.microsoft.com/office/drawing/2014/chartex" xmlns:cx1="http://schemas.microsoft.com/office/drawing/2015/9/8/chartex" xmlns:cx2="http://schemas.microsoft.com/office/drawing/2015/10/21/chartex" xmlns:cx3="http://schemas.microsoft.com/office/drawing/2016/5/9/chartex" xmlns:cx4="http://schemas.microsoft.com/office/drawing/2016/5/10/chartex" xmlns:cx5="http://schemas.microsoft.com/office/drawing/2016/5/11/chartex" xmlns:cx6="http://schemas.microsoft.com/office/drawing/2016/5/12/chartex" xmlns:cx7="http://schemas.microsoft.com/office/drawing/2016/5/13/chartex" xmlns:cx8="http://schemas.microsoft.com/office/drawing/2016/5/14/chartex" xmlns:mc="http://schemas.openxmlformats.org/markup-compatibility/2006" xmlns:aink="http://schemas.microsoft.com/office/drawing/2016/ink" xmlns:am3d="http://schemas.microsoft.com/office/drawing/2017/model3d" xmlns:o="urn:schemas-microsoft-com:office:office" xmlns:oel="http://schemas.microsoft.com/office/2019/extlst" xmlns:r="http://schemas.openxmlformats.org/officeDocument/2006/relationships" xmlns:m="http://schemas.openxmlformats.org/officeDocument/2006/math" xmlns:v="urn:schemas-microsoft-com:vml" xmlns:wp14="http://schemas.microsoft.com/office/word/2010/wordprocessingDrawing" xmlns:wp="http://schemas.openxmlformats.org/drawingml/2006/wordprocessingDrawing" xmlns:w10="urn:schemas-microsoft-com:office:word" xmlns:w="http://schemas.openxmlformats.org/wordprocessingml/2006/main" xmlns:w14="http://schemas.microsoft.com/office/word/2010/wordml" xmlns:w15="http://schemas.microsoft.com/office/word/2012/wordml" xmlns:w16cex="http://schemas.microsoft.com/office/word/2018/wordml/cex" xmlns:w16cid="http://schemas.microsoft.com/office/word/2016/wordml/cid" xmlns:w16="http://schemas.microsoft.com/office/word/2018/wordml" xmlns:w16du="http://schemas.microsoft.com/office/word/2023/wordml/word16du" xmlns:w16sdtdh="http://schemas.microsoft.com/office/word/2020/wordml/sdtdatahash" xmlns:w16sdtfl="http://schemas.microsoft.com/office/word/2024/wordml/sdtformatlock" xmlns:w16se="http://schemas.microsoft.com/office/word/2015/wordml/symex" xmlns:wpg="http://schemas.microsoft.com/office/word/2010/wordprocessingGroup" xmlns:wpi="http://schemas.microsoft.com/office/word/2010/wordprocessingInk" xmlns:wne="http://schemas.microsoft.com/office/word/2006/wordml" xmlns:wps="http://schemas.microsoft.com/office/word/2010/wordprocessingShape" mc:Ignorable="w14 w15 w16se w16cid w16 w16cex w16sdtdh w16sdtfl w16du wp14">
   <w:p>
     <w:pPr>
       <w:pStyle w:val="Footer"/>
@@ -1163,7 +1103,7 @@
 </file>
 
 <file path=word/footnotes.xml><?xml version="1.0" encoding="utf-8"?>
-<w:footnotes xmlns:wpc="http://schemas.microsoft.com/office/word/2010/wordprocessingCanvas" xmlns:cx="http://schemas.microsoft.com/office/drawing/2014/chartex" xmlns:cx1="http://schemas.microsoft.com/office/drawing/2015/9/8/chartex" xmlns:cx2="http://schemas.microsoft.com/office/drawing/2015/10/21/chartex" xmlns:cx3="http://schemas.microsoft.com/office/drawing/2016/5/9/chartex" xmlns:cx4="http://schemas.microsoft.com/office/drawing/2016/5/10/chartex" xmlns:cx5="http://schemas.microsoft.com/office/drawing/2016/5/11/chartex" xmlns:cx6="http://schemas.microsoft.com/office/drawing/2016/5/12/chartex" xmlns:cx7="http://schemas.microsoft.com/office/drawing/2016/5/13/chartex" xmlns:cx8="http://schemas.microsoft.com/office/drawing/2016/5/14/chartex" xmlns:mc="http://schemas.openxmlformats.org/markup-compatibility/2006" xmlns:aink="http://schemas.microsoft.com/office/drawing/2016/ink" xmlns:am3d="http://schemas.microsoft.com/office/drawing/2017/model3d" xmlns:o="urn:schemas-microsoft-com:office:office" xmlns:oel="http://schemas.microsoft.com/office/2019/extlst" xmlns:r="http://schemas.openxmlformats.org/officeDocument/2006/relationships" xmlns:m="http://schemas.openxmlformats.org/officeDocument/2006/math" xmlns:v="urn:schemas-microsoft-com:vml" xmlns:wp14="http://schemas.microsoft.com/office/word/2010/wordprocessingDrawing" xmlns:wp="http://schemas.openxmlformats.org/drawingml/2006/wordprocessingDrawing" xmlns:w10="urn:schemas-microsoft-com:office:word" xmlns:w="http://schemas.openxmlformats.org/wordprocessingml/2006/main" xmlns:w14="http://schemas.microsoft.com/office/word/2010/wordml" xmlns:w15="http://schemas.microsoft.com/office/word/2012/wordml" xmlns:w16cex="http://schemas.microsoft.com/office/word/2018/wordml/cex" xmlns:w16cid="http://schemas.microsoft.com/office/word/2016/wordml/cid" xmlns:w16="http://schemas.microsoft.com/office/word/2018/wordml" xmlns:w16sdtdh="http://schemas.microsoft.com/office/word/2020/wordml/sdtdatahash" xmlns:w16se="http://schemas.microsoft.com/office/word/2015/wordml/symex" xmlns:wpg="http://schemas.microsoft.com/office/word/2010/wordprocessingGroup" xmlns:wpi="http://schemas.microsoft.com/office/word/2010/wordprocessingInk" xmlns:wne="http://schemas.microsoft.com/office/word/2006/wordml" xmlns:wps="http://schemas.microsoft.com/office/word/2010/wordprocessingShape" mc:Ignorable="w14 w15 w16se w16cid w16 w16cex w16sdtdh wp14">
+<w:footnotes xmlns:wpc="http://schemas.microsoft.com/office/word/2010/wordprocessingCanvas" xmlns:cx="http://schemas.microsoft.com/office/drawing/2014/chartex" xmlns:cx1="http://schemas.microsoft.com/office/drawing/2015/9/8/chartex" xmlns:cx2="http://schemas.microsoft.com/office/drawing/2015/10/21/chartex" xmlns:cx3="http://schemas.microsoft.com/office/drawing/2016/5/9/chartex" xmlns:cx4="http://schemas.microsoft.com/office/drawing/2016/5/10/chartex" xmlns:cx5="http://schemas.microsoft.com/office/drawing/2016/5/11/chartex" xmlns:cx6="http://schemas.microsoft.com/office/drawing/2016/5/12/chartex" xmlns:cx7="http://schemas.microsoft.com/office/drawing/2016/5/13/chartex" xmlns:cx8="http://schemas.microsoft.com/office/drawing/2016/5/14/chartex" xmlns:mc="http://schemas.openxmlformats.org/markup-compatibility/2006" xmlns:aink="http://schemas.microsoft.com/office/drawing/2016/ink" xmlns:am3d="http://schemas.microsoft.com/office/drawing/2017/model3d" xmlns:o="urn:schemas-microsoft-com:office:office" xmlns:oel="http://schemas.microsoft.com/office/2019/extlst" xmlns:r="http://schemas.openxmlformats.org/officeDocument/2006/relationships" xmlns:m="http://schemas.openxmlformats.org/officeDocument/2006/math" xmlns:v="urn:schemas-microsoft-com:vml" xmlns:wp14="http://schemas.microsoft.com/office/word/2010/wordprocessingDrawing" xmlns:wp="http://schemas.openxmlformats.org/drawingml/2006/wordprocessingDrawing" xmlns:w10="urn:schemas-microsoft-com:office:word" xmlns:w="http://schemas.openxmlformats.org/wordprocessingml/2006/main" xmlns:w14="http://schemas.microsoft.com/office/word/2010/wordml" xmlns:w15="http://schemas.microsoft.com/office/word/2012/wordml" xmlns:w16cex="http://schemas.microsoft.com/office/word/2018/wordml/cex" xmlns:w16cid="http://schemas.microsoft.com/office/word/2016/wordml/cid" xmlns:w16="http://schemas.microsoft.com/office/word/2018/wordml" xmlns:w16du="http://schemas.microsoft.com/office/word/2023/wordml/word16du" xmlns:w16sdtdh="http://schemas.microsoft.com/office/word/2020/wordml/sdtdatahash" xmlns:w16sdtfl="http://schemas.microsoft.com/office/word/2024/wordml/sdtformatlock" xmlns:w16se="http://schemas.microsoft.com/office/word/2015/wordml/symex" xmlns:wpg="http://schemas.microsoft.com/office/word/2010/wordprocessingGroup" xmlns:wpi="http://schemas.microsoft.com/office/word/2010/wordprocessingInk" xmlns:wne="http://schemas.microsoft.com/office/word/2006/wordml" xmlns:wps="http://schemas.microsoft.com/office/word/2010/wordprocessingShape" mc:Ignorable="w14 w15 w16se w16cid w16 w16cex w16sdtdh w16sdtfl w16du wp14">
   <w:footnote w:type="separator" w:id="-1">
     <w:p>
       <w:r>
@@ -1182,7 +1122,7 @@
 </file>
 
 <file path=word/header1.xml><?xml version="1.0" encoding="utf-8"?>
-<w:hdr xmlns:wpc="http://schemas.microsoft.com/office/word/2010/wordprocessingCanvas" xmlns:cx="http://schemas.microsoft.com/office/drawing/2014/chartex" xmlns:cx1="http://schemas.microsoft.com/office/drawing/2015/9/8/chartex" xmlns:cx2="http://schemas.microsoft.com/office/drawing/2015/10/21/chartex" xmlns:cx3="http://schemas.microsoft.com/office/drawing/2016/5/9/chartex" xmlns:cx4="http://schemas.microsoft.com/office/drawing/2016/5/10/chartex" xmlns:cx5="http://schemas.microsoft.com/office/drawing/2016/5/11/chartex" xmlns:cx6="http://schemas.microsoft.com/office/drawing/2016/5/12/chartex" xmlns:cx7="http://schemas.microsoft.com/office/drawing/2016/5/13/chartex" xmlns:cx8="http://schemas.microsoft.com/office/drawing/2016/5/14/chartex" xmlns:mc="http://schemas.openxmlformats.org/markup-compatibility/2006" xmlns:aink="http://schemas.microsoft.com/office/drawing/2016/ink" xmlns:am3d="http://schemas.microsoft.com/office/drawing/2017/model3d" xmlns:o="urn:schemas-microsoft-com:office:office" xmlns:oel="http://schemas.microsoft.com/office/2019/extlst" xmlns:r="http://schemas.openxmlformats.org/officeDocument/2006/relationships" xmlns:m="http://schemas.openxmlformats.org/officeDocument/2006/math" xmlns:v="urn:schemas-microsoft-com:vml" xmlns:wp14="http://schemas.microsoft.com/office/word/2010/wordprocessingDrawing" xmlns:wp="http://schemas.openxmlformats.org/drawingml/2006/wordprocessingDrawing" xmlns:w10="urn:schemas-microsoft-com:office:word" xmlns:w="http://schemas.openxmlformats.org/wordprocessingml/2006/main" xmlns:w14="http://schemas.microsoft.com/office/word/2010/wordml" xmlns:w15="http://schemas.microsoft.com/office/word/2012/wordml" xmlns:w16cex="http://schemas.microsoft.com/office/word/2018/wordml/cex" xmlns:w16cid="http://schemas.microsoft.com/office/word/2016/wordml/cid" xmlns:w16="http://schemas.microsoft.com/office/word/2018/wordml" xmlns:w16sdtdh="http://schemas.microsoft.com/office/word/2020/wordml/sdtdatahash" xmlns:w16se="http://schemas.microsoft.com/office/word/2015/wordml/symex" xmlns:wpg="http://schemas.microsoft.com/office/word/2010/wordprocessingGroup" xmlns:wpi="http://schemas.microsoft.com/office/word/2010/wordprocessingInk" xmlns:wne="http://schemas.microsoft.com/office/word/2006/wordml" xmlns:wps="http://schemas.microsoft.com/office/word/2010/wordprocessingShape" mc:Ignorable="w14 w15 w16se w16cid w16 w16cex w16sdtdh wp14">
+<w:hdr xmlns:wpc="http://schemas.microsoft.com/office/word/2010/wordprocessingCanvas" xmlns:cx="http://schemas.microsoft.com/office/drawing/2014/chartex" xmlns:cx1="http://schemas.microsoft.com/office/drawing/2015/9/8/chartex" xmlns:cx2="http://schemas.microsoft.com/office/drawing/2015/10/21/chartex" xmlns:cx3="http://schemas.microsoft.com/office/drawing/2016/5/9/chartex" xmlns:cx4="http://schemas.microsoft.com/office/drawing/2016/5/10/chartex" xmlns:cx5="http://schemas.microsoft.com/office/drawing/2016/5/11/chartex" xmlns:cx6="http://schemas.microsoft.com/office/drawing/2016/5/12/chartex" xmlns:cx7="http://schemas.microsoft.com/office/drawing/2016/5/13/chartex" xmlns:cx8="http://schemas.microsoft.com/office/drawing/2016/5/14/chartex" xmlns:mc="http://schemas.openxmlformats.org/markup-compatibility/2006" xmlns:aink="http://schemas.microsoft.com/office/drawing/2016/ink" xmlns:am3d="http://schemas.microsoft.com/office/drawing/2017/model3d" xmlns:o="urn:schemas-microsoft-com:office:office" xmlns:oel="http://schemas.microsoft.com/office/2019/extlst" xmlns:r="http://schemas.openxmlformats.org/officeDocument/2006/relationships" xmlns:m="http://schemas.openxmlformats.org/officeDocument/2006/math" xmlns:v="urn:schemas-microsoft-com:vml" xmlns:wp14="http://schemas.microsoft.com/office/word/2010/wordprocessingDrawing" xmlns:wp="http://schemas.openxmlformats.org/drawingml/2006/wordprocessingDrawing" xmlns:w10="urn:schemas-microsoft-com:office:word" xmlns:w="http://schemas.openxmlformats.org/wordprocessingml/2006/main" xmlns:w14="http://schemas.microsoft.com/office/word/2010/wordml" xmlns:w15="http://schemas.microsoft.com/office/word/2012/wordml" xmlns:w16cex="http://schemas.microsoft.com/office/word/2018/wordml/cex" xmlns:w16cid="http://schemas.microsoft.com/office/word/2016/wordml/cid" xmlns:w16="http://schemas.microsoft.com/office/word/2018/wordml" xmlns:w16du="http://schemas.microsoft.com/office/word/2023/wordml/word16du" xmlns:w16sdtdh="http://schemas.microsoft.com/office/word/2020/wordml/sdtdatahash" xmlns:w16sdtfl="http://schemas.microsoft.com/office/word/2024/wordml/sdtformatlock" xmlns:w16se="http://schemas.microsoft.com/office/word/2015/wordml/symex" xmlns:wpg="http://schemas.microsoft.com/office/word/2010/wordprocessingGroup" xmlns:wpi="http://schemas.microsoft.com/office/word/2010/wordprocessingInk" xmlns:wne="http://schemas.microsoft.com/office/word/2006/wordml" xmlns:wps="http://schemas.microsoft.com/office/word/2010/wordprocessingShape" mc:Ignorable="w14 w15 w16se w16cid w16 w16cex w16sdtdh w16sdtfl w16du wp14">
   <w:p>
     <w:pPr>
       <w:pStyle w:val="Header"/>
@@ -1192,7 +1132,7 @@
 </file>
 
 <file path=word/header2.xml><?xml version="1.0" encoding="utf-8"?>
-<w:hdr xmlns:wpc="http://schemas.microsoft.com/office/word/2010/wordprocessingCanvas" xmlns:cx="http://schemas.microsoft.com/office/drawing/2014/chartex" xmlns:cx1="http://schemas.microsoft.com/office/drawing/2015/9/8/chartex" xmlns:cx2="http://schemas.microsoft.com/office/drawing/2015/10/21/chartex" xmlns:cx3="http://schemas.microsoft.com/office/drawing/2016/5/9/chartex" xmlns:cx4="http://schemas.microsoft.com/office/drawing/2016/5/10/chartex" xmlns:cx5="http://schemas.microsoft.com/office/drawing/2016/5/11/chartex" xmlns:cx6="http://schemas.microsoft.com/office/drawing/2016/5/12/chartex" xmlns:cx7="http://schemas.microsoft.com/office/drawing/2016/5/13/chartex" xmlns:cx8="http://schemas.microsoft.com/office/drawing/2016/5/14/chartex" xmlns:mc="http://schemas.openxmlformats.org/markup-compatibility/2006" xmlns:aink="http://schemas.microsoft.com/office/drawing/2016/ink" xmlns:am3d="http://schemas.microsoft.com/office/drawing/2017/model3d" xmlns:o="urn:schemas-microsoft-com:office:office" xmlns:oel="http://schemas.microsoft.com/office/2019/extlst" xmlns:r="http://schemas.openxmlformats.org/officeDocument/2006/relationships" xmlns:m="http://schemas.openxmlformats.org/officeDocument/2006/math" xmlns:v="urn:schemas-microsoft-com:vml" xmlns:wp14="http://schemas.microsoft.com/office/word/2010/wordprocessingDrawing" xmlns:wp="http://schemas.openxmlformats.org/drawingml/2006/wordprocessingDrawing" xmlns:w10="urn:schemas-microsoft-com:office:word" xmlns:w="http://schemas.openxmlformats.org/wordprocessingml/2006/main" xmlns:w14="http://schemas.microsoft.com/office/word/2010/wordml" xmlns:w15="http://schemas.microsoft.com/office/word/2012/wordml" xmlns:w16cex="http://schemas.microsoft.com/office/word/2018/wordml/cex" xmlns:w16cid="http://schemas.microsoft.com/office/word/2016/wordml/cid" xmlns:w16="http://schemas.microsoft.com/office/word/2018/wordml" xmlns:w16sdtdh="http://schemas.microsoft.com/office/word/2020/wordml/sdtdatahash" xmlns:w16se="http://schemas.microsoft.com/office/word/2015/wordml/symex" xmlns:wpg="http://schemas.microsoft.com/office/word/2010/wordprocessingGroup" xmlns:wpi="http://schemas.microsoft.com/office/word/2010/wordprocessingInk" xmlns:wne="http://schemas.microsoft.com/office/word/2006/wordml" xmlns:wps="http://schemas.microsoft.com/office/word/2010/wordprocessingShape" mc:Ignorable="w14 w15 w16se w16cid w16 w16cex w16sdtdh wp14">
+<w:hdr xmlns:wpc="http://schemas.microsoft.com/office/word/2010/wordprocessingCanvas" xmlns:cx="http://schemas.microsoft.com/office/drawing/2014/chartex" xmlns:cx1="http://schemas.microsoft.com/office/drawing/2015/9/8/chartex" xmlns:cx2="http://schemas.microsoft.com/office/drawing/2015/10/21/chartex" xmlns:cx3="http://schemas.microsoft.com/office/drawing/2016/5/9/chartex" xmlns:cx4="http://schemas.microsoft.com/office/drawing/2016/5/10/chartex" xmlns:cx5="http://schemas.microsoft.com/office/drawing/2016/5/11/chartex" xmlns:cx6="http://schemas.microsoft.com/office/drawing/2016/5/12/chartex" xmlns:cx7="http://schemas.microsoft.com/office/drawing/2016/5/13/chartex" xmlns:cx8="http://schemas.microsoft.com/office/drawing/2016/5/14/chartex" xmlns:mc="http://schemas.openxmlformats.org/markup-compatibility/2006" xmlns:aink="http://schemas.microsoft.com/office/drawing/2016/ink" xmlns:am3d="http://schemas.microsoft.com/office/drawing/2017/model3d" xmlns:o="urn:schemas-microsoft-com:office:office" xmlns:oel="http://schemas.microsoft.com/office/2019/extlst" xmlns:r="http://schemas.openxmlformats.org/officeDocument/2006/relationships" xmlns:m="http://schemas.openxmlformats.org/officeDocument/2006/math" xmlns:v="urn:schemas-microsoft-com:vml" xmlns:wp14="http://schemas.microsoft.com/office/word/2010/wordprocessingDrawing" xmlns:wp="http://schemas.openxmlformats.org/drawingml/2006/wordprocessingDrawing" xmlns:w10="urn:schemas-microsoft-com:office:word" xmlns:w="http://schemas.openxmlformats.org/wordprocessingml/2006/main" xmlns:w14="http://schemas.microsoft.com/office/word/2010/wordml" xmlns:w15="http://schemas.microsoft.com/office/word/2012/wordml" xmlns:w16cex="http://schemas.microsoft.com/office/word/2018/wordml/cex" xmlns:w16cid="http://schemas.microsoft.com/office/word/2016/wordml/cid" xmlns:w16="http://schemas.microsoft.com/office/word/2018/wordml" xmlns:w16du="http://schemas.microsoft.com/office/word/2023/wordml/word16du" xmlns:w16sdtdh="http://schemas.microsoft.com/office/word/2020/wordml/sdtdatahash" xmlns:w16sdtfl="http://schemas.microsoft.com/office/word/2024/wordml/sdtformatlock" xmlns:w16se="http://schemas.microsoft.com/office/word/2015/wordml/symex" xmlns:wpg="http://schemas.microsoft.com/office/word/2010/wordprocessingGroup" xmlns:wpi="http://schemas.microsoft.com/office/word/2010/wordprocessingInk" xmlns:wne="http://schemas.microsoft.com/office/word/2006/wordml" xmlns:wps="http://schemas.microsoft.com/office/word/2010/wordprocessingShape" mc:Ignorable="w14 w15 w16se w16cid w16 w16cex w16sdtdh w16sdtfl w16du wp14">
   <w:p>
     <w:pPr>
       <w:pStyle w:val="Header"/>
@@ -1202,7 +1142,7 @@
 </file>
 
 <file path=word/header3.xml><?xml version="1.0" encoding="utf-8"?>
-<w:hdr xmlns:wpc="http://schemas.microsoft.com/office/word/2010/wordprocessingCanvas" xmlns:cx="http://schemas.microsoft.com/office/drawing/2014/chartex" xmlns:cx1="http://schemas.microsoft.com/office/drawing/2015/9/8/chartex" xmlns:cx2="http://schemas.microsoft.com/office/drawing/2015/10/21/chartex" xmlns:cx3="http://schemas.microsoft.com/office/drawing/2016/5/9/chartex" xmlns:cx4="http://schemas.microsoft.com/office/drawing/2016/5/10/chartex" xmlns:cx5="http://schemas.microsoft.com/office/drawing/2016/5/11/chartex" xmlns:cx6="http://schemas.microsoft.com/office/drawing/2016/5/12/chartex" xmlns:cx7="http://schemas.microsoft.com/office/drawing/2016/5/13/chartex" xmlns:cx8="http://schemas.microsoft.com/office/drawing/2016/5/14/chartex" xmlns:mc="http://schemas.openxmlformats.org/markup-compatibility/2006" xmlns:aink="http://schemas.microsoft.com/office/drawing/2016/ink" xmlns:am3d="http://schemas.microsoft.com/office/drawing/2017/model3d" xmlns:o="urn:schemas-microsoft-com:office:office" xmlns:oel="http://schemas.microsoft.com/office/2019/extlst" xmlns:r="http://schemas.openxmlformats.org/officeDocument/2006/relationships" xmlns:m="http://schemas.openxmlformats.org/officeDocument/2006/math" xmlns:v="urn:schemas-microsoft-com:vml" xmlns:wp14="http://schemas.microsoft.com/office/word/2010/wordprocessingDrawing" xmlns:wp="http://schemas.openxmlformats.org/drawingml/2006/wordprocessingDrawing" xmlns:w10="urn:schemas-microsoft-com:office:word" xmlns:w="http://schemas.openxmlformats.org/wordprocessingml/2006/main" xmlns:w14="http://schemas.microsoft.com/office/word/2010/wordml" xmlns:w15="http://schemas.microsoft.com/office/word/2012/wordml" xmlns:w16cex="http://schemas.microsoft.com/office/word/2018/wordml/cex" xmlns:w16cid="http://schemas.microsoft.com/office/word/2016/wordml/cid" xmlns:w16="http://schemas.microsoft.com/office/word/2018/wordml" xmlns:w16sdtdh="http://schemas.microsoft.com/office/word/2020/wordml/sdtdatahash" xmlns:w16se="http://schemas.microsoft.com/office/word/2015/wordml/symex" xmlns:wpg="http://schemas.microsoft.com/office/word/2010/wordprocessingGroup" xmlns:wpi="http://schemas.microsoft.com/office/word/2010/wordprocessingInk" xmlns:wne="http://schemas.microsoft.com/office/word/2006/wordml" xmlns:wps="http://schemas.microsoft.com/office/word/2010/wordprocessingShape" mc:Ignorable="w14 w15 w16se w16cid w16 w16cex w16sdtdh wp14">
+<w:hdr xmlns:wpc="http://schemas.microsoft.com/office/word/2010/wordprocessingCanvas" xmlns:cx="http://schemas.microsoft.com/office/drawing/2014/chartex" xmlns:cx1="http://schemas.microsoft.com/office/drawing/2015/9/8/chartex" xmlns:cx2="http://schemas.microsoft.com/office/drawing/2015/10/21/chartex" xmlns:cx3="http://schemas.microsoft.com/office/drawing/2016/5/9/chartex" xmlns:cx4="http://schemas.microsoft.com/office/drawing/2016/5/10/chartex" xmlns:cx5="http://schemas.microsoft.com/office/drawing/2016/5/11/chartex" xmlns:cx6="http://schemas.microsoft.com/office/drawing/2016/5/12/chartex" xmlns:cx7="http://schemas.microsoft.com/office/drawing/2016/5/13/chartex" xmlns:cx8="http://schemas.microsoft.com/office/drawing/2016/5/14/chartex" xmlns:mc="http://schemas.openxmlformats.org/markup-compatibility/2006" xmlns:aink="http://schemas.microsoft.com/office/drawing/2016/ink" xmlns:am3d="http://schemas.microsoft.com/office/drawing/2017/model3d" xmlns:o="urn:schemas-microsoft-com:office:office" xmlns:oel="http://schemas.microsoft.com/office/2019/extlst" xmlns:r="http://schemas.openxmlformats.org/officeDocument/2006/relationships" xmlns:m="http://schemas.openxmlformats.org/officeDocument/2006/math" xmlns:v="urn:schemas-microsoft-com:vml" xmlns:wp14="http://schemas.microsoft.com/office/word/2010/wordprocessingDrawing" xmlns:wp="http://schemas.openxmlformats.org/drawingml/2006/wordprocessingDrawing" xmlns:w10="urn:schemas-microsoft-com:office:word" xmlns:w="http://schemas.openxmlformats.org/wordprocessingml/2006/main" xmlns:w14="http://schemas.microsoft.com/office/word/2010/wordml" xmlns:w15="http://schemas.microsoft.com/office/word/2012/wordml" xmlns:w16cex="http://schemas.microsoft.com/office/word/2018/wordml/cex" xmlns:w16cid="http://schemas.microsoft.com/office/word/2016/wordml/cid" xmlns:w16="http://schemas.microsoft.com/office/word/2018/wordml" xmlns:w16du="http://schemas.microsoft.com/office/word/2023/wordml/word16du" xmlns:w16sdtdh="http://schemas.microsoft.com/office/word/2020/wordml/sdtdatahash" xmlns:w16sdtfl="http://schemas.microsoft.com/office/word/2024/wordml/sdtformatlock" xmlns:w16se="http://schemas.microsoft.com/office/word/2015/wordml/symex" xmlns:wpg="http://schemas.microsoft.com/office/word/2010/wordprocessingGroup" xmlns:wpi="http://schemas.microsoft.com/office/word/2010/wordprocessingInk" xmlns:wne="http://schemas.microsoft.com/office/word/2006/wordml" xmlns:wps="http://schemas.microsoft.com/office/word/2010/wordprocessingShape" mc:Ignorable="w14 w15 w16se w16cid w16 w16cex w16sdtdh w16sdtfl w16du wp14">
   <w:p>
     <w:pPr>
       <w:pStyle w:val="Header"/>
@@ -1212,7 +1152,7 @@
 </file>
 
 <file path=word/styles.xml><?xml version="1.0" encoding="utf-8"?>
-<w:styles xmlns:mc="http://schemas.openxmlformats.org/markup-compatibility/2006" xmlns:r="http://schemas.openxmlformats.org/officeDocument/2006/relationships" xmlns:w="http://schemas.openxmlformats.org/wordprocessingml/2006/main" xmlns:w14="http://schemas.microsoft.com/office/word/2010/wordml" xmlns:w15="http://schemas.microsoft.com/office/word/2012/wordml" xmlns:w16cex="http://schemas.microsoft.com/office/word/2018/wordml/cex" xmlns:w16cid="http://schemas.microsoft.com/office/word/2016/wordml/cid" xmlns:w16="http://schemas.microsoft.com/office/word/2018/wordml" xmlns:w16sdtdh="http://schemas.microsoft.com/office/word/2020/wordml/sdtdatahash" xmlns:w16se="http://schemas.microsoft.com/office/word/2015/wordml/symex" mc:Ignorable="w14 w15 w16se w16cid w16 w16cex w16sdtdh">
+<w:styles xmlns:mc="http://schemas.openxmlformats.org/markup-compatibility/2006" xmlns:r="http://schemas.openxmlformats.org/officeDocument/2006/relationships" xmlns:w="http://schemas.openxmlformats.org/wordprocessingml/2006/main" xmlns:w14="http://schemas.microsoft.com/office/word/2010/wordml" xmlns:w15="http://schemas.microsoft.com/office/word/2012/wordml" xmlns:w16cex="http://schemas.microsoft.com/office/word/2018/wordml/cex" xmlns:w16cid="http://schemas.microsoft.com/office/word/2016/wordml/cid" xmlns:w16="http://schemas.microsoft.com/office/word/2018/wordml" xmlns:w16du="http://schemas.microsoft.com/office/word/2023/wordml/word16du" xmlns:w16sdtdh="http://schemas.microsoft.com/office/word/2020/wordml/sdtdatahash" xmlns:w16sdtfl="http://schemas.microsoft.com/office/word/2024/wordml/sdtformatlock" xmlns:w16se="http://schemas.microsoft.com/office/word/2015/wordml/symex" mc:Ignorable="w14 w15 w16se w16cid w16 w16cex w16sdtdh w16sdtfl w16du">
   <w:docDefaults>
     <w:rPrDefault>
       <w:rPr>

--- a/project/documents/communications/issuefeexmit3.docx
+++ b/project/documents/communications/issuefeexmit3.docx
@@ -13,6 +13,14 @@
           <w:szCs w:val="24"/>
         </w:rPr>
       </w:pPr>
+      <w:r>
+        <w:rPr>
+          <w:b/>
+          <w:bCs/>
+          <w:szCs w:val="24"/>
+        </w:rPr>
+        <w:t xml:space="preserve"> </w:t>
+      </w:r>
       <w:r>
         <w:rPr>
           <w:b/>
@@ -50,7 +58,23 @@
           <w:szCs w:val="24"/>
           <w:u w:val="none"/>
         </w:rPr>
-        <w:t>Inventor(s):     &lt;&lt;inventorEtal&gt;&gt;</w:t>
+        <w:t>Inventor(s):     &lt;&lt;</w:t>
+      </w:r>
+      <w:proofErr w:type="spellStart"/>
+      <w:r>
+        <w:rPr>
+          <w:szCs w:val="24"/>
+          <w:u w:val="none"/>
+        </w:rPr>
+        <w:t>inventorEtal</w:t>
+      </w:r>
+      <w:proofErr w:type="spellEnd"/>
+      <w:r>
+        <w:rPr>
+          <w:szCs w:val="24"/>
+          <w:u w:val="none"/>
+        </w:rPr>
+        <w:t>&gt;&gt;</w:t>
       </w:r>
     </w:p>
     <w:p>
@@ -132,7 +156,23 @@
           <w:sz w:val="24"/>
           <w:szCs w:val="24"/>
         </w:rPr>
-        <w:t>&lt;&lt;matterNo&gt;&gt;</w:t>
+        <w:t>&lt;&lt;</w:t>
+      </w:r>
+      <w:proofErr w:type="spellStart"/>
+      <w:r>
+        <w:rPr>
+          <w:sz w:val="24"/>
+          <w:szCs w:val="24"/>
+        </w:rPr>
+        <w:t>matterNo</w:t>
+      </w:r>
+      <w:proofErr w:type="spellEnd"/>
+      <w:r>
+        <w:rPr>
+          <w:sz w:val="24"/>
+          <w:szCs w:val="24"/>
+        </w:rPr>
+        <w:t>&gt;&gt;</w:t>
       </w:r>
       <w:r>
         <w:rPr>
@@ -148,7 +188,23 @@
           <w:szCs w:val="24"/>
         </w:rPr>
         <w:tab/>
-        <w:t>&lt;&lt;serialNo&gt;&gt;</w:t>
+        <w:t>&lt;&lt;</w:t>
+      </w:r>
+      <w:proofErr w:type="spellStart"/>
+      <w:r>
+        <w:rPr>
+          <w:sz w:val="24"/>
+          <w:szCs w:val="24"/>
+        </w:rPr>
+        <w:t>serialNo</w:t>
+      </w:r>
+      <w:proofErr w:type="spellEnd"/>
+      <w:r>
+        <w:rPr>
+          <w:sz w:val="24"/>
+          <w:szCs w:val="24"/>
+        </w:rPr>
+        <w:t>&gt;&gt;</w:t>
       </w:r>
     </w:p>
     <w:p>
@@ -182,7 +238,23 @@
           <w:sz w:val="24"/>
           <w:szCs w:val="24"/>
         </w:rPr>
-        <w:t>&lt;&lt;filedDate&gt;&gt;</w:t>
+        <w:t>&lt;&lt;</w:t>
+      </w:r>
+      <w:proofErr w:type="spellStart"/>
+      <w:r>
+        <w:rPr>
+          <w:sz w:val="24"/>
+          <w:szCs w:val="24"/>
+        </w:rPr>
+        <w:t>filedDate</w:t>
+      </w:r>
+      <w:proofErr w:type="spellEnd"/>
+      <w:r>
+        <w:rPr>
+          <w:sz w:val="24"/>
+          <w:szCs w:val="24"/>
+        </w:rPr>
+        <w:t>&gt;&gt;</w:t>
       </w:r>
       <w:r>
         <w:rPr>
@@ -198,7 +270,23 @@
           <w:szCs w:val="24"/>
         </w:rPr>
         <w:tab/>
-        <w:t>&lt;&lt;dueDate&gt;&gt;</w:t>
+        <w:t>&lt;&lt;</w:t>
+      </w:r>
+      <w:proofErr w:type="spellStart"/>
+      <w:r>
+        <w:rPr>
+          <w:sz w:val="24"/>
+          <w:szCs w:val="24"/>
+        </w:rPr>
+        <w:t>dueDate</w:t>
+      </w:r>
+      <w:proofErr w:type="spellEnd"/>
+      <w:r>
+        <w:rPr>
+          <w:sz w:val="24"/>
+          <w:szCs w:val="24"/>
+        </w:rPr>
+        <w:t>&gt;&gt;</w:t>
       </w:r>
     </w:p>
     <w:p>
@@ -232,7 +320,23 @@
           <w:sz w:val="24"/>
           <w:szCs w:val="24"/>
         </w:rPr>
-        <w:t>&lt;&lt;examinerName&gt;&gt;</w:t>
+        <w:t>&lt;&lt;</w:t>
+      </w:r>
+      <w:proofErr w:type="spellStart"/>
+      <w:r>
+        <w:rPr>
+          <w:sz w:val="24"/>
+          <w:szCs w:val="24"/>
+        </w:rPr>
+        <w:t>examinerName</w:t>
+      </w:r>
+      <w:proofErr w:type="spellEnd"/>
+      <w:r>
+        <w:rPr>
+          <w:sz w:val="24"/>
+          <w:szCs w:val="24"/>
+        </w:rPr>
+        <w:t>&gt;&gt;</w:t>
       </w:r>
       <w:r>
         <w:rPr>
@@ -254,7 +358,23 @@
           <w:sz w:val="24"/>
           <w:szCs w:val="24"/>
         </w:rPr>
-        <w:t>&lt;&lt;artUnit&gt;&gt;</w:t>
+        <w:t>&lt;&lt;</w:t>
+      </w:r>
+      <w:proofErr w:type="spellStart"/>
+      <w:r>
+        <w:rPr>
+          <w:sz w:val="24"/>
+          <w:szCs w:val="24"/>
+        </w:rPr>
+        <w:t>artUnit</w:t>
+      </w:r>
+      <w:proofErr w:type="spellEnd"/>
+      <w:r>
+        <w:rPr>
+          <w:sz w:val="24"/>
+          <w:szCs w:val="24"/>
+        </w:rPr>
+        <w:t>&gt;&gt;</w:t>
       </w:r>
     </w:p>
     <w:p>
@@ -284,7 +404,15 @@
         <w:tab/>
       </w:r>
       <w:r>
-        <w:t>&lt;&lt;custNoCorresp&gt;&gt;</w:t>
+        <w:t>&lt;&lt;</w:t>
+      </w:r>
+      <w:proofErr w:type="spellStart"/>
+      <w:r>
+        <w:t>custNoCorresp</w:t>
+      </w:r>
+      <w:proofErr w:type="spellEnd"/>
+      <w:r>
+        <w:t>&gt;&gt;</w:t>
       </w:r>
       <w:r>
         <w:tab/>
@@ -302,7 +430,15 @@
         <w:tab/>
       </w:r>
       <w:r>
-        <w:t>&lt;&lt;confirmNo&gt;&gt;</w:t>
+        <w:t>&lt;&lt;</w:t>
+      </w:r>
+      <w:proofErr w:type="spellStart"/>
+      <w:r>
+        <w:t>confirmNo</w:t>
+      </w:r>
+      <w:proofErr w:type="spellEnd"/>
+      <w:r>
+        <w:t>&gt;&gt;</w:t>
       </w:r>
     </w:p>
     <w:p>
@@ -349,7 +485,23 @@
           <w:sz w:val="24"/>
           <w:szCs w:val="24"/>
         </w:rPr>
-        <w:t>&lt;&lt;dateNOAR&gt;&gt;</w:t>
+        <w:t>&lt;&lt;</w:t>
+      </w:r>
+      <w:proofErr w:type="spellStart"/>
+      <w:r>
+        <w:rPr>
+          <w:sz w:val="24"/>
+          <w:szCs w:val="24"/>
+        </w:rPr>
+        <w:t>dateNOAR</w:t>
+      </w:r>
+      <w:proofErr w:type="spellEnd"/>
+      <w:r>
+        <w:rPr>
+          <w:sz w:val="24"/>
+          <w:szCs w:val="24"/>
+        </w:rPr>
+        <w:t>&gt;&gt;</w:t>
       </w:r>
     </w:p>
     <w:p>
@@ -426,333 +578,68 @@
     </w:p>
     <w:p>
       <w:pPr>
-        <w:spacing w:line="300" w:lineRule="auto"/>
-        <w:rPr>
-          <w:b/>
-          <w:bCs/>
-          <w:sz w:val="24"/>
-        </w:rPr>
-      </w:pPr>
-    </w:p>
-    <w:p>
-      <w:pPr>
-        <w:rPr>
-          <w:sz w:val="24"/>
-        </w:rPr>
-      </w:pPr>
-      <w:r>
-        <w:rPr>
-          <w:sz w:val="24"/>
-        </w:rPr>
-        <w:t xml:space="preserve">We are transmitting herewith the </w:t>
-      </w:r>
-      <w:r>
-        <w:rPr>
-          <w:sz w:val="24"/>
-        </w:rPr>
-        <w:t>following</w:t>
-      </w:r>
-      <w:r>
-        <w:rPr>
-          <w:sz w:val="24"/>
-        </w:rPr>
-        <w:t>:</w:t>
-      </w:r>
-    </w:p>
-    <w:p>
-      <w:pPr>
-        <w:tabs>
-          <w:tab w:val="left" w:pos="720"/>
-        </w:tabs>
-        <w:ind w:left="720" w:hanging="720"/>
-        <w:rPr>
-          <w:noProof/>
-          <w:sz w:val="24"/>
-        </w:rPr>
-      </w:pPr>
-      <w:r>
-        <w:rPr>
-          <w:noProof/>
-          <w:sz w:val="24"/>
-          <w:u w:val="single"/>
-        </w:rPr>
-        <w:t>&lt;&lt;feeText</w:t>
-      </w:r>
-      <w:r>
-        <w:rPr>
-          <w:noProof/>
-          <w:sz w:val="24"/>
-          <w:u w:val="single"/>
-        </w:rPr>
-        <w:t>X</w:t>
-      </w:r>
-      <w:r>
-        <w:rPr>
-          <w:noProof/>
-          <w:sz w:val="24"/>
-          <w:u w:val="single"/>
+        <w:pStyle w:val="BodyTextIndent"/>
+        <w:ind w:left="1170" w:hanging="1170"/>
+      </w:pPr>
+    </w:p>
+    <w:p>
+      <w:pPr>
+        <w:rPr>
+          <w:sz w:val="24"/>
+          <w:szCs w:val="24"/>
+        </w:rPr>
+      </w:pPr>
+      <w:r>
+        <w:rPr>
+          <w:sz w:val="24"/>
+          <w:szCs w:val="24"/>
+        </w:rPr>
+        <w:t>We are transmitting herewith the following:</w:t>
+      </w:r>
+    </w:p>
+    <w:p>
+      <w:pPr>
+        <w:rPr>
+          <w:sz w:val="24"/>
+          <w:szCs w:val="24"/>
+        </w:rPr>
+      </w:pPr>
+    </w:p>
+    <w:p>
+      <w:pPr>
+        <w:rPr>
+          <w:sz w:val="24"/>
+          <w:szCs w:val="24"/>
+        </w:rPr>
+      </w:pPr>
+      <w:r>
+        <w:rPr>
+          <w:sz w:val="24"/>
+          <w:szCs w:val="24"/>
+        </w:rPr>
+        <w:t>&lt;&lt;</w:t>
+      </w:r>
+      <w:proofErr w:type="spellStart"/>
+      <w:r>
+        <w:rPr>
+          <w:sz w:val="24"/>
+          <w:szCs w:val="24"/>
+        </w:rPr>
+        <w:t>docList</w:t>
+      </w:r>
+      <w:proofErr w:type="spellEnd"/>
+      <w:r>
+        <w:rPr>
+          <w:sz w:val="24"/>
+          <w:szCs w:val="24"/>
         </w:rPr>
         <w:t>&gt;&gt;</w:t>
       </w:r>
-      <w:r>
-        <w:rPr>
-          <w:noProof/>
-          <w:sz w:val="24"/>
-        </w:rPr>
-        <w:t>&lt;&lt;FeeText&gt;&gt;</w:t>
-      </w:r>
-    </w:p>
-    <w:p>
-      <w:pPr>
-        <w:tabs>
-          <w:tab w:val="left" w:pos="720"/>
-        </w:tabs>
-        <w:ind w:left="720" w:hanging="720"/>
-        <w:rPr>
-          <w:sz w:val="24"/>
-        </w:rPr>
-      </w:pPr>
-      <w:r>
-        <w:rPr>
-          <w:sz w:val="24"/>
-          <w:u w:val="single"/>
-        </w:rPr>
-        <w:t>X</w:t>
-      </w:r>
-      <w:r>
-        <w:rPr>
-          <w:sz w:val="24"/>
-        </w:rPr>
-        <w:tab/>
-        <w:t>Issue Fee Transmittal (Form PTOL-85).</w:t>
-      </w:r>
-    </w:p>
-    <w:p>
-      <w:pPr>
-        <w:tabs>
-          <w:tab w:val="left" w:pos="720"/>
-        </w:tabs>
-        <w:ind w:left="720" w:hanging="720"/>
-        <w:rPr>
-          <w:sz w:val="24"/>
-        </w:rPr>
-      </w:pPr>
-      <w:r>
-        <w:rPr>
-          <w:sz w:val="24"/>
-          <w:u w:val="single"/>
-        </w:rPr>
-        <w:t>&lt;&lt;previousX&gt;&gt;</w:t>
-      </w:r>
-      <w:r>
-        <w:rPr>
-          <w:sz w:val="24"/>
-        </w:rPr>
-        <w:t>&lt;&lt;applyPreviousText&gt;&gt;</w:t>
-      </w:r>
-    </w:p>
-    <w:p>
-      <w:pPr>
-        <w:tabs>
-          <w:tab w:val="left" w:pos="720"/>
-        </w:tabs>
-        <w:ind w:left="720" w:hanging="720"/>
-        <w:rPr>
-          <w:noProof/>
-          <w:sz w:val="24"/>
-        </w:rPr>
-      </w:pPr>
-      <w:r>
-        <w:rPr>
-          <w:noProof/>
-          <w:sz w:val="24"/>
-          <w:u w:val="single"/>
-        </w:rPr>
-        <w:t>X</w:t>
-      </w:r>
-      <w:r>
-        <w:rPr>
-          <w:noProof/>
-          <w:sz w:val="24"/>
-        </w:rPr>
-        <w:tab/>
-        <w:t>Communication Re: Fee Address (1 page).</w:t>
-      </w:r>
-    </w:p>
-    <w:p>
-      <w:pPr>
-        <w:tabs>
-          <w:tab w:val="left" w:pos="720"/>
-        </w:tabs>
-        <w:ind w:left="720" w:hanging="720"/>
-        <w:rPr>
-          <w:noProof/>
-          <w:sz w:val="24"/>
-        </w:rPr>
-      </w:pPr>
-      <w:r>
-        <w:rPr>
-          <w:noProof/>
-          <w:sz w:val="24"/>
-          <w:szCs w:val="22"/>
-          <w:u w:val="single"/>
-        </w:rPr>
-        <w:t>&lt;&lt;adjTextX&gt;&gt;</w:t>
-      </w:r>
-      <w:r>
-        <w:rPr>
-          <w:noProof/>
-          <w:sz w:val="24"/>
-          <w:szCs w:val="22"/>
-        </w:rPr>
-        <w:t>&lt;&lt;patentTermAdjText&gt;&gt;</w:t>
-      </w:r>
-    </w:p>
-    <w:p>
-      <w:pPr>
-        <w:tabs>
-          <w:tab w:val="left" w:pos="720"/>
-        </w:tabs>
-        <w:ind w:left="720" w:hanging="720"/>
-        <w:rPr>
-          <w:noProof/>
-          <w:sz w:val="24"/>
-        </w:rPr>
-      </w:pPr>
-      <w:r>
-        <w:rPr>
-          <w:noProof/>
-          <w:sz w:val="24"/>
-          <w:u w:val="single"/>
-        </w:rPr>
-        <w:t>&lt;&lt;adjFeeX&gt;&gt;</w:t>
-      </w:r>
-      <w:r>
-        <w:rPr>
-          <w:noProof/>
-          <w:sz w:val="24"/>
-        </w:rPr>
-        <w:t>&lt;&lt;patentTermAdjFee&gt;&gt;</w:t>
-      </w:r>
-    </w:p>
-    <w:p>
-      <w:pPr>
-        <w:tabs>
-          <w:tab w:val="left" w:pos="720"/>
-        </w:tabs>
-        <w:ind w:left="720" w:hanging="720"/>
-        <w:rPr>
-          <w:noProof/>
-          <w:sz w:val="24"/>
-        </w:rPr>
-      </w:pPr>
-      <w:r>
-        <w:rPr>
-          <w:noProof/>
-          <w:sz w:val="24"/>
-          <w:u w:val="single"/>
-        </w:rPr>
-        <w:t>&lt;&lt;adjFactsX&gt;&gt;</w:t>
-      </w:r>
-      <w:r>
-        <w:rPr>
-          <w:noProof/>
-          <w:sz w:val="24"/>
-        </w:rPr>
-        <w:t>&lt;&lt;patentTermAdjFacts&gt;&gt;</w:t>
-      </w:r>
-    </w:p>
-    <w:p>
-      <w:pPr>
-        <w:tabs>
-          <w:tab w:val="left" w:pos="720"/>
-        </w:tabs>
-        <w:ind w:left="720" w:hanging="720"/>
-        <w:rPr>
-          <w:noProof/>
-          <w:sz w:val="24"/>
-          <w:szCs w:val="22"/>
-        </w:rPr>
-      </w:pPr>
-      <w:r>
-        <w:rPr>
-          <w:noProof/>
-          <w:sz w:val="24"/>
-          <w:szCs w:val="22"/>
-          <w:u w:val="single"/>
-        </w:rPr>
-        <w:t>&lt;&lt;drawingX&gt;&gt;</w:t>
-      </w:r>
-      <w:r>
-        <w:rPr>
-          <w:noProof/>
-          <w:sz w:val="24"/>
-          <w:szCs w:val="22"/>
-        </w:rPr>
-        <w:t>&lt;&lt;formalDrawingText&gt;&gt;</w:t>
-      </w:r>
-    </w:p>
-    <w:p>
-      <w:pPr>
-        <w:tabs>
-          <w:tab w:val="left" w:pos="720"/>
-        </w:tabs>
-        <w:ind w:left="720" w:hanging="720"/>
-        <w:rPr>
-          <w:noProof/>
-          <w:sz w:val="24"/>
-        </w:rPr>
-      </w:pPr>
-      <w:r>
-        <w:rPr>
-          <w:noProof/>
-          <w:sz w:val="24"/>
-          <w:szCs w:val="22"/>
-          <w:u w:val="single"/>
-        </w:rPr>
-        <w:t>&lt;&lt;comment</w:t>
-      </w:r>
-      <w:r>
-        <w:rPr>
-          <w:noProof/>
-          <w:sz w:val="24"/>
-          <w:szCs w:val="22"/>
-          <w:u w:val="single"/>
-        </w:rPr>
-        <w:t>X&gt;&gt;</w:t>
-      </w:r>
-      <w:r>
-        <w:rPr>
-          <w:noProof/>
-          <w:sz w:val="24"/>
-          <w:szCs w:val="22"/>
-        </w:rPr>
-        <w:t>&lt;&lt;</w:t>
-      </w:r>
-      <w:r>
-        <w:rPr>
-          <w:noProof/>
-          <w:sz w:val="24"/>
-          <w:szCs w:val="22"/>
-        </w:rPr>
-        <w:t>commentText</w:t>
-      </w:r>
-      <w:r>
-        <w:rPr>
-          <w:noProof/>
-          <w:sz w:val="24"/>
-          <w:szCs w:val="22"/>
-        </w:rPr>
-        <w:t>&gt;&gt;</w:t>
-      </w:r>
-    </w:p>
-    <w:p>
-      <w:pPr>
-        <w:ind w:left="360" w:hanging="360"/>
-        <w:rPr>
-          <w:rFonts w:cs="Times New Roman TUR"/>
-          <w:szCs w:val="22"/>
-        </w:rPr>
+    </w:p>
+    <w:p>
+      <w:pPr>
+        <w:pStyle w:val="BodyTextIndent"/>
+        <w:ind w:left="1170" w:hanging="1170"/>
       </w:pPr>
     </w:p>
     <w:p>
@@ -782,7 +669,25 @@
           <w:b/>
           <w:bCs/>
         </w:rPr>
-        <w:t>&lt;&lt;depAccount&gt;&gt;</w:t>
+        <w:t>&lt;&lt;</w:t>
+      </w:r>
+      <w:proofErr w:type="spellStart"/>
+      <w:r>
+        <w:rPr>
+          <w:rFonts w:cs="Times New Roman TUR"/>
+          <w:b/>
+          <w:bCs/>
+        </w:rPr>
+        <w:t>depAccount</w:t>
+      </w:r>
+      <w:proofErr w:type="spellEnd"/>
+      <w:r>
+        <w:rPr>
+          <w:rFonts w:cs="Times New Roman TUR"/>
+          <w:b/>
+          <w:bCs/>
+        </w:rPr>
+        <w:t>&gt;&gt;</w:t>
       </w:r>
       <w:r>
         <w:rPr>
@@ -813,25 +718,36 @@
         <w:tab/>
       </w:r>
       <w:r>
-        <w:tab/>
+        <w:t xml:space="preserve">      </w:t>
       </w:r>
       <w:r>
         <w:rPr>
           <w:sz w:val="32"/>
           <w:szCs w:val="32"/>
         </w:rPr>
-        <w:t>&lt;&lt;echoSignature&gt;&gt;</w:t>
-      </w:r>
-    </w:p>
-    <w:p>
-      <w:pPr>
-        <w:tabs>
-          <w:tab w:val="left" w:pos="5040"/>
-        </w:tabs>
-        <w:rPr>
-          <w:rFonts w:cs="Times New Roman TUR"/>
-          <w:sz w:val="24"/>
-          <w:szCs w:val="24"/>
+        <w:t>&lt;&lt;</w:t>
+      </w:r>
+      <w:proofErr w:type="spellStart"/>
+      <w:r>
+        <w:rPr>
+          <w:sz w:val="32"/>
+          <w:szCs w:val="32"/>
+        </w:rPr>
+        <w:t>echoSignature</w:t>
+      </w:r>
+      <w:proofErr w:type="spellEnd"/>
+      <w:r>
+        <w:rPr>
+          <w:sz w:val="32"/>
+          <w:szCs w:val="32"/>
+        </w:rPr>
+        <w:t>&gt;&gt;</w:t>
+      </w:r>
+    </w:p>
+    <w:p>
+      <w:pPr>
+        <w:rPr>
+          <w:sz w:val="24"/>
         </w:rPr>
       </w:pPr>
       <w:r>
@@ -843,6 +759,7 @@
         </w:rPr>
         <w:t>&lt;&lt;</w:t>
       </w:r>
+      <w:proofErr w:type="spellStart"/>
       <w:r>
         <w:rPr>
           <w:rFonts w:cs="Times New Roman TUR"/>
@@ -850,8 +767,9 @@
           <w:szCs w:val="22"/>
           <w:u w:val="single"/>
         </w:rPr>
-        <w:t>upperF</w:t>
-      </w:r>
+        <w:t>upperFirmName</w:t>
+      </w:r>
+      <w:proofErr w:type="spellEnd"/>
       <w:r>
         <w:rPr>
           <w:rFonts w:cs="Times New Roman TUR"/>
@@ -859,34 +777,44 @@
           <w:szCs w:val="22"/>
           <w:u w:val="single"/>
         </w:rPr>
-        <w:t>irmName&gt;&gt;</w:t>
+        <w:t>&gt;&gt;</w:t>
       </w:r>
       <w:r>
         <w:rPr>
           <w:rFonts w:cs="Times New Roman TUR"/>
           <w:sz w:val="22"/>
           <w:szCs w:val="22"/>
+        </w:rPr>
+        <w:t xml:space="preserve"> </w:t>
+      </w:r>
+      <w:r>
+        <w:rPr>
+          <w:rFonts w:cs="Times New Roman TUR"/>
+          <w:sz w:val="22"/>
+          <w:szCs w:val="22"/>
+        </w:rPr>
+        <w:t xml:space="preserve">        </w:t>
+      </w:r>
+      <w:r>
+        <w:rPr>
+          <w:sz w:val="24"/>
+          <w:szCs w:val="24"/>
+        </w:rPr>
+        <w:t xml:space="preserve">By </w:t>
+      </w:r>
+      <w:r>
+        <w:rPr>
+          <w:sz w:val="24"/>
+          <w:szCs w:val="24"/>
           <w:u w:val="single"/>
         </w:rPr>
-        <w:t xml:space="preserve"> </w:t>
-      </w:r>
-      <w:r>
-        <w:rPr>
-          <w:rFonts w:cs="Times New Roman TUR"/>
-        </w:rPr>
-        <w:tab/>
-      </w:r>
-      <w:r>
-        <w:rPr>
-          <w:sz w:val="24"/>
-          <w:szCs w:val="24"/>
-        </w:rPr>
-        <w:t>By __________________________</w:t>
-      </w:r>
-      <w:r>
-        <w:rPr>
-          <w:sz w:val="24"/>
-          <w:szCs w:val="24"/>
+        <w:t>__________________________</w:t>
+      </w:r>
+      <w:r>
+        <w:rPr>
+          <w:sz w:val="24"/>
+          <w:szCs w:val="24"/>
+          <w:u w:val="single"/>
         </w:rPr>
         <w:t>____</w:t>
       </w:r>
@@ -894,6 +822,7 @@
         <w:rPr>
           <w:sz w:val="24"/>
           <w:szCs w:val="24"/>
+          <w:u w:val="single"/>
         </w:rPr>
         <w:t>_</w:t>
       </w:r>
@@ -902,14 +831,7 @@
           <w:sz w:val="24"/>
           <w:szCs w:val="24"/>
         </w:rPr>
-        <w:t>_</w:t>
-      </w:r>
-      <w:r>
-        <w:rPr>
-          <w:sz w:val="24"/>
-          <w:szCs w:val="24"/>
-        </w:rPr>
-        <w:t>______</w:t>
+        <w:t>__</w:t>
       </w:r>
     </w:p>
     <w:p>
@@ -947,7 +869,21 @@
         <w:rPr>
           <w:sz w:val="24"/>
         </w:rPr>
-        <w:t>&lt;&lt;custNoCorresp&gt;&gt;</w:t>
+        <w:t>&lt;&lt;</w:t>
+      </w:r>
+      <w:proofErr w:type="spellStart"/>
+      <w:r>
+        <w:rPr>
+          <w:sz w:val="24"/>
+        </w:rPr>
+        <w:t>custNoCorresp</w:t>
+      </w:r>
+      <w:proofErr w:type="spellEnd"/>
+      <w:r>
+        <w:rPr>
+          <w:sz w:val="24"/>
+        </w:rPr>
+        <w:t>&gt;&gt;</w:t>
       </w:r>
       <w:r>
         <w:rPr>
@@ -960,7 +896,23 @@
           <w:sz w:val="24"/>
           <w:szCs w:val="24"/>
         </w:rPr>
-        <w:t>&lt;&lt;SAName&gt;&gt;</w:t>
+        <w:t>&lt;&lt;</w:t>
+      </w:r>
+      <w:proofErr w:type="spellStart"/>
+      <w:r>
+        <w:rPr>
+          <w:sz w:val="24"/>
+          <w:szCs w:val="24"/>
+        </w:rPr>
+        <w:t>SAName</w:t>
+      </w:r>
+      <w:proofErr w:type="spellEnd"/>
+      <w:r>
+        <w:rPr>
+          <w:sz w:val="24"/>
+          <w:szCs w:val="24"/>
+        </w:rPr>
+        <w:t>&gt;&gt;</w:t>
       </w:r>
     </w:p>
     <w:p>
@@ -992,27 +944,57 @@
           <w:sz w:val="24"/>
           <w:szCs w:val="24"/>
         </w:rPr>
-        <w:t>&lt;&lt;SARegNo&gt;&gt;</w:t>
-      </w:r>
-    </w:p>
-    <w:p>
-      <w:pPr>
-        <w:rPr>
-          <w:sz w:val="24"/>
-        </w:rPr>
-      </w:pPr>
-    </w:p>
-    <w:p>
-      <w:pPr>
+        <w:t>&lt;&lt;</w:t>
+      </w:r>
+      <w:proofErr w:type="spellStart"/>
+      <w:r>
+        <w:rPr>
+          <w:sz w:val="24"/>
+          <w:szCs w:val="24"/>
+        </w:rPr>
+        <w:t>SARegNo</w:t>
+      </w:r>
+      <w:proofErr w:type="spellEnd"/>
+      <w:r>
+        <w:rPr>
+          <w:sz w:val="24"/>
+          <w:szCs w:val="24"/>
+        </w:rPr>
+        <w:t>&gt;&gt;</w:t>
+      </w:r>
+    </w:p>
+    <w:p>
+      <w:pPr>
+        <w:rPr>
+          <w:sz w:val="24"/>
+        </w:rPr>
+      </w:pPr>
+      <w:r>
+        <w:rPr>
+          <w:rFonts w:cs="Times New Roman TUR"/>
+        </w:rPr>
+        <w:t xml:space="preserve">                           </w:t>
+      </w:r>
+    </w:p>
+    <w:p>
+      <w:pPr>
+        <w:pStyle w:val="BodyText2"/>
         <w:tabs>
+          <w:tab w:val="clear" w:pos="144"/>
+          <w:tab w:val="clear" w:pos="864"/>
+          <w:tab w:val="clear" w:pos="1584"/>
+          <w:tab w:val="clear" w:pos="2304"/>
+          <w:tab w:val="clear" w:pos="3024"/>
+          <w:tab w:val="clear" w:pos="3744"/>
+          <w:tab w:val="clear" w:pos="4464"/>
+          <w:tab w:val="clear" w:pos="5184"/>
+          <w:tab w:val="clear" w:pos="5904"/>
+          <w:tab w:val="clear" w:pos="6570"/>
+          <w:tab w:val="clear" w:pos="6624"/>
+          <w:tab w:val="clear" w:pos="6840"/>
           <w:tab w:val="left" w:pos="4320"/>
         </w:tabs>
-        <w:jc w:val="both"/>
-        <w:rPr>
-          <w:noProof/>
-          <w:sz w:val="18"/>
-          <w:szCs w:val="18"/>
-        </w:rPr>
+        <w:ind w:right="-58"/>
       </w:pPr>
     </w:p>
     <w:p>
@@ -1618,7 +1600,6 @@
   <w:style w:type="character" w:default="1" w:styleId="DefaultParagraphFont">
     <w:name w:val="Default Paragraph Font"/>
     <w:uiPriority w:val="1"/>
-    <w:semiHidden/>
     <w:unhideWhenUsed/>
   </w:style>
   <w:style w:type="table" w:default="1" w:styleId="TableNormal">

--- a/project/documents/communications/issuefeexmit3.docx
+++ b/project/documents/communications/issuefeexmit3.docx
@@ -58,23 +58,7 @@
           <w:szCs w:val="24"/>
           <w:u w:val="none"/>
         </w:rPr>
-        <w:t>Inventor(s):     &lt;&lt;</w:t>
-      </w:r>
-      <w:proofErr w:type="spellStart"/>
-      <w:r>
-        <w:rPr>
-          <w:szCs w:val="24"/>
-          <w:u w:val="none"/>
-        </w:rPr>
-        <w:t>inventorEtal</w:t>
-      </w:r>
-      <w:proofErr w:type="spellEnd"/>
-      <w:r>
-        <w:rPr>
-          <w:szCs w:val="24"/>
-          <w:u w:val="none"/>
-        </w:rPr>
-        <w:t>&gt;&gt;</w:t>
+        <w:t>Inventor(s):     &lt;&lt;inventorEtal&gt;&gt;</w:t>
       </w:r>
     </w:p>
     <w:p>
@@ -156,23 +140,7 @@
           <w:sz w:val="24"/>
           <w:szCs w:val="24"/>
         </w:rPr>
-        <w:t>&lt;&lt;</w:t>
-      </w:r>
-      <w:proofErr w:type="spellStart"/>
-      <w:r>
-        <w:rPr>
-          <w:sz w:val="24"/>
-          <w:szCs w:val="24"/>
-        </w:rPr>
-        <w:t>matterNo</w:t>
-      </w:r>
-      <w:proofErr w:type="spellEnd"/>
-      <w:r>
-        <w:rPr>
-          <w:sz w:val="24"/>
-          <w:szCs w:val="24"/>
-        </w:rPr>
-        <w:t>&gt;&gt;</w:t>
+        <w:t>&lt;&lt;matterNo&gt;&gt;</w:t>
       </w:r>
       <w:r>
         <w:rPr>
@@ -188,23 +156,7 @@
           <w:szCs w:val="24"/>
         </w:rPr>
         <w:tab/>
-        <w:t>&lt;&lt;</w:t>
-      </w:r>
-      <w:proofErr w:type="spellStart"/>
-      <w:r>
-        <w:rPr>
-          <w:sz w:val="24"/>
-          <w:szCs w:val="24"/>
-        </w:rPr>
-        <w:t>serialNo</w:t>
-      </w:r>
-      <w:proofErr w:type="spellEnd"/>
-      <w:r>
-        <w:rPr>
-          <w:sz w:val="24"/>
-          <w:szCs w:val="24"/>
-        </w:rPr>
-        <w:t>&gt;&gt;</w:t>
+        <w:t>&lt;&lt;serialNo&gt;&gt;</w:t>
       </w:r>
     </w:p>
     <w:p>
@@ -238,23 +190,7 @@
           <w:sz w:val="24"/>
           <w:szCs w:val="24"/>
         </w:rPr>
-        <w:t>&lt;&lt;</w:t>
-      </w:r>
-      <w:proofErr w:type="spellStart"/>
-      <w:r>
-        <w:rPr>
-          <w:sz w:val="24"/>
-          <w:szCs w:val="24"/>
-        </w:rPr>
-        <w:t>filedDate</w:t>
-      </w:r>
-      <w:proofErr w:type="spellEnd"/>
-      <w:r>
-        <w:rPr>
-          <w:sz w:val="24"/>
-          <w:szCs w:val="24"/>
-        </w:rPr>
-        <w:t>&gt;&gt;</w:t>
+        <w:t>&lt;&lt;filedDate&gt;&gt;</w:t>
       </w:r>
       <w:r>
         <w:rPr>
@@ -270,23 +206,7 @@
           <w:szCs w:val="24"/>
         </w:rPr>
         <w:tab/>
-        <w:t>&lt;&lt;</w:t>
-      </w:r>
-      <w:proofErr w:type="spellStart"/>
-      <w:r>
-        <w:rPr>
-          <w:sz w:val="24"/>
-          <w:szCs w:val="24"/>
-        </w:rPr>
-        <w:t>dueDate</w:t>
-      </w:r>
-      <w:proofErr w:type="spellEnd"/>
-      <w:r>
-        <w:rPr>
-          <w:sz w:val="24"/>
-          <w:szCs w:val="24"/>
-        </w:rPr>
-        <w:t>&gt;&gt;</w:t>
+        <w:t>&lt;&lt;dueDate&gt;&gt;</w:t>
       </w:r>
     </w:p>
     <w:p>
@@ -320,23 +240,7 @@
           <w:sz w:val="24"/>
           <w:szCs w:val="24"/>
         </w:rPr>
-        <w:t>&lt;&lt;</w:t>
-      </w:r>
-      <w:proofErr w:type="spellStart"/>
-      <w:r>
-        <w:rPr>
-          <w:sz w:val="24"/>
-          <w:szCs w:val="24"/>
-        </w:rPr>
-        <w:t>examinerName</w:t>
-      </w:r>
-      <w:proofErr w:type="spellEnd"/>
-      <w:r>
-        <w:rPr>
-          <w:sz w:val="24"/>
-          <w:szCs w:val="24"/>
-        </w:rPr>
-        <w:t>&gt;&gt;</w:t>
+        <w:t>&lt;&lt;examinerName&gt;&gt;</w:t>
       </w:r>
       <w:r>
         <w:rPr>
@@ -358,23 +262,7 @@
           <w:sz w:val="24"/>
           <w:szCs w:val="24"/>
         </w:rPr>
-        <w:t>&lt;&lt;</w:t>
-      </w:r>
-      <w:proofErr w:type="spellStart"/>
-      <w:r>
-        <w:rPr>
-          <w:sz w:val="24"/>
-          <w:szCs w:val="24"/>
-        </w:rPr>
-        <w:t>artUnit</w:t>
-      </w:r>
-      <w:proofErr w:type="spellEnd"/>
-      <w:r>
-        <w:rPr>
-          <w:sz w:val="24"/>
-          <w:szCs w:val="24"/>
-        </w:rPr>
-        <w:t>&gt;&gt;</w:t>
+        <w:t>&lt;&lt;artUnit&gt;&gt;</w:t>
       </w:r>
     </w:p>
     <w:p>
@@ -404,15 +292,7 @@
         <w:tab/>
       </w:r>
       <w:r>
-        <w:t>&lt;&lt;</w:t>
-      </w:r>
-      <w:proofErr w:type="spellStart"/>
-      <w:r>
-        <w:t>custNoCorresp</w:t>
-      </w:r>
-      <w:proofErr w:type="spellEnd"/>
-      <w:r>
-        <w:t>&gt;&gt;</w:t>
+        <w:t>&lt;&lt;custNoCorresp&gt;&gt;</w:t>
       </w:r>
       <w:r>
         <w:tab/>
@@ -430,15 +310,7 @@
         <w:tab/>
       </w:r>
       <w:r>
-        <w:t>&lt;&lt;</w:t>
-      </w:r>
-      <w:proofErr w:type="spellStart"/>
-      <w:r>
-        <w:t>confirmNo</w:t>
-      </w:r>
-      <w:proofErr w:type="spellEnd"/>
-      <w:r>
-        <w:t>&gt;&gt;</w:t>
+        <w:t>&lt;&lt;confirmNo&gt;&gt;</w:t>
       </w:r>
     </w:p>
     <w:p>
@@ -485,23 +357,7 @@
           <w:sz w:val="24"/>
           <w:szCs w:val="24"/>
         </w:rPr>
-        <w:t>&lt;&lt;</w:t>
-      </w:r>
-      <w:proofErr w:type="spellStart"/>
-      <w:r>
-        <w:rPr>
-          <w:sz w:val="24"/>
-          <w:szCs w:val="24"/>
-        </w:rPr>
-        <w:t>dateNOAR</w:t>
-      </w:r>
-      <w:proofErr w:type="spellEnd"/>
-      <w:r>
-        <w:rPr>
-          <w:sz w:val="24"/>
-          <w:szCs w:val="24"/>
-        </w:rPr>
-        <w:t>&gt;&gt;</w:t>
+        <w:t>&lt;&lt;dateNOAR&gt;&gt;</w:t>
       </w:r>
     </w:p>
     <w:p>
@@ -617,23 +473,7 @@
           <w:sz w:val="24"/>
           <w:szCs w:val="24"/>
         </w:rPr>
-        <w:t>&lt;&lt;</w:t>
-      </w:r>
-      <w:proofErr w:type="spellStart"/>
-      <w:r>
-        <w:rPr>
-          <w:sz w:val="24"/>
-          <w:szCs w:val="24"/>
-        </w:rPr>
-        <w:t>docList</w:t>
-      </w:r>
-      <w:proofErr w:type="spellEnd"/>
-      <w:r>
-        <w:rPr>
-          <w:sz w:val="24"/>
-          <w:szCs w:val="24"/>
-        </w:rPr>
-        <w:t>&gt;&gt;</w:t>
+        <w:t>&lt;&lt;docList&gt;&gt;</w:t>
       </w:r>
     </w:p>
     <w:p>
@@ -669,25 +509,7 @@
           <w:b/>
           <w:bCs/>
         </w:rPr>
-        <w:t>&lt;&lt;</w:t>
-      </w:r>
-      <w:proofErr w:type="spellStart"/>
-      <w:r>
-        <w:rPr>
-          <w:rFonts w:cs="Times New Roman TUR"/>
-          <w:b/>
-          <w:bCs/>
-        </w:rPr>
-        <w:t>depAccount</w:t>
-      </w:r>
-      <w:proofErr w:type="spellEnd"/>
-      <w:r>
-        <w:rPr>
-          <w:rFonts w:cs="Times New Roman TUR"/>
-          <w:b/>
-          <w:bCs/>
-        </w:rPr>
-        <w:t>&gt;&gt;</w:t>
+        <w:t>&lt;&lt;depAccount&gt;&gt;</w:t>
       </w:r>
       <w:r>
         <w:rPr>
@@ -725,23 +547,7 @@
           <w:sz w:val="32"/>
           <w:szCs w:val="32"/>
         </w:rPr>
-        <w:t>&lt;&lt;</w:t>
-      </w:r>
-      <w:proofErr w:type="spellStart"/>
-      <w:r>
-        <w:rPr>
-          <w:sz w:val="32"/>
-          <w:szCs w:val="32"/>
-        </w:rPr>
-        <w:t>echoSignature</w:t>
-      </w:r>
-      <w:proofErr w:type="spellEnd"/>
-      <w:r>
-        <w:rPr>
-          <w:sz w:val="32"/>
-          <w:szCs w:val="32"/>
-        </w:rPr>
-        <w:t>&gt;&gt;</w:t>
+        <w:t>&lt;&lt;echoSignature&gt;&gt;</w:t>
       </w:r>
     </w:p>
     <w:p>
@@ -757,50 +563,38 @@
           <w:szCs w:val="22"/>
           <w:u w:val="single"/>
         </w:rPr>
-        <w:t>&lt;&lt;</w:t>
-      </w:r>
-      <w:proofErr w:type="spellStart"/>
+        <w:t>&lt;&lt;upperFirmName&gt;&gt;</w:t>
+      </w:r>
       <w:r>
         <w:rPr>
           <w:rFonts w:cs="Times New Roman TUR"/>
           <w:sz w:val="22"/>
           <w:szCs w:val="22"/>
-          <w:u w:val="single"/>
-        </w:rPr>
-        <w:t>upperFirmName</w:t>
-      </w:r>
-      <w:proofErr w:type="spellEnd"/>
+        </w:rPr>
+        <w:t xml:space="preserve"> </w:t>
+      </w:r>
       <w:r>
         <w:rPr>
           <w:rFonts w:cs="Times New Roman TUR"/>
           <w:sz w:val="22"/>
           <w:szCs w:val="22"/>
+        </w:rPr>
+        <w:t xml:space="preserve">      </w:t>
+      </w:r>
+      <w:r>
+        <w:rPr>
+          <w:sz w:val="24"/>
+          <w:szCs w:val="24"/>
+        </w:rPr>
+        <w:t xml:space="preserve">By </w:t>
+      </w:r>
+      <w:r>
+        <w:rPr>
+          <w:sz w:val="24"/>
+          <w:szCs w:val="24"/>
           <w:u w:val="single"/>
         </w:rPr>
-        <w:t>&gt;&gt;</w:t>
-      </w:r>
-      <w:r>
-        <w:rPr>
-          <w:rFonts w:cs="Times New Roman TUR"/>
-          <w:sz w:val="22"/>
-          <w:szCs w:val="22"/>
-        </w:rPr>
-        <w:t xml:space="preserve"> </w:t>
-      </w:r>
-      <w:r>
-        <w:rPr>
-          <w:rFonts w:cs="Times New Roman TUR"/>
-          <w:sz w:val="22"/>
-          <w:szCs w:val="22"/>
-        </w:rPr>
-        <w:t xml:space="preserve">        </w:t>
-      </w:r>
-      <w:r>
-        <w:rPr>
-          <w:sz w:val="24"/>
-          <w:szCs w:val="24"/>
-        </w:rPr>
-        <w:t xml:space="preserve">By </w:t>
+        <w:t>__________________________</w:t>
       </w:r>
       <w:r>
         <w:rPr>
@@ -808,30 +602,7 @@
           <w:szCs w:val="24"/>
           <w:u w:val="single"/>
         </w:rPr>
-        <w:t>__________________________</w:t>
-      </w:r>
-      <w:r>
-        <w:rPr>
-          <w:sz w:val="24"/>
-          <w:szCs w:val="24"/>
-          <w:u w:val="single"/>
-        </w:rPr>
         <w:t>____</w:t>
-      </w:r>
-      <w:r>
-        <w:rPr>
-          <w:sz w:val="24"/>
-          <w:szCs w:val="24"/>
-          <w:u w:val="single"/>
-        </w:rPr>
-        <w:t>_</w:t>
-      </w:r>
-      <w:r>
-        <w:rPr>
-          <w:sz w:val="24"/>
-          <w:szCs w:val="24"/>
-        </w:rPr>
-        <w:t>__</w:t>
       </w:r>
     </w:p>
     <w:p>
@@ -869,21 +640,7 @@
         <w:rPr>
           <w:sz w:val="24"/>
         </w:rPr>
-        <w:t>&lt;&lt;</w:t>
-      </w:r>
-      <w:proofErr w:type="spellStart"/>
-      <w:r>
-        <w:rPr>
-          <w:sz w:val="24"/>
-        </w:rPr>
-        <w:t>custNoCorresp</w:t>
-      </w:r>
-      <w:proofErr w:type="spellEnd"/>
-      <w:r>
-        <w:rPr>
-          <w:sz w:val="24"/>
-        </w:rPr>
-        <w:t>&gt;&gt;</w:t>
+        <w:t>&lt;&lt;custNoCorresp&gt;&gt;</w:t>
       </w:r>
       <w:r>
         <w:rPr>
@@ -896,23 +653,7 @@
           <w:sz w:val="24"/>
           <w:szCs w:val="24"/>
         </w:rPr>
-        <w:t>&lt;&lt;</w:t>
-      </w:r>
-      <w:proofErr w:type="spellStart"/>
-      <w:r>
-        <w:rPr>
-          <w:sz w:val="24"/>
-          <w:szCs w:val="24"/>
-        </w:rPr>
-        <w:t>SAName</w:t>
-      </w:r>
-      <w:proofErr w:type="spellEnd"/>
-      <w:r>
-        <w:rPr>
-          <w:sz w:val="24"/>
-          <w:szCs w:val="24"/>
-        </w:rPr>
-        <w:t>&gt;&gt;</w:t>
+        <w:t>&lt;&lt;SAName&gt;&gt;</w:t>
       </w:r>
     </w:p>
     <w:p>
@@ -944,23 +685,7 @@
           <w:sz w:val="24"/>
           <w:szCs w:val="24"/>
         </w:rPr>
-        <w:t>&lt;&lt;</w:t>
-      </w:r>
-      <w:proofErr w:type="spellStart"/>
-      <w:r>
-        <w:rPr>
-          <w:sz w:val="24"/>
-          <w:szCs w:val="24"/>
-        </w:rPr>
-        <w:t>SARegNo</w:t>
-      </w:r>
-      <w:proofErr w:type="spellEnd"/>
-      <w:r>
-        <w:rPr>
-          <w:sz w:val="24"/>
-          <w:szCs w:val="24"/>
-        </w:rPr>
-        <w:t>&gt;&gt;</w:t>
+        <w:t>&lt;&lt;SARegNo&gt;&gt;</w:t>
       </w:r>
     </w:p>
     <w:p>
@@ -1600,6 +1325,7 @@
   <w:style w:type="character" w:default="1" w:styleId="DefaultParagraphFont">
     <w:name w:val="Default Paragraph Font"/>
     <w:uiPriority w:val="1"/>
+    <w:semiHidden/>
     <w:unhideWhenUsed/>
   </w:style>
   <w:style w:type="table" w:default="1" w:styleId="TableNormal">
